--- a/lessons/6-6/downloads/reveal/teacher/6.6-session-1-prerequisite-practice-b.docx
+++ b/lessons/6-6/downloads/reveal/teacher/6.6-session-1-prerequisite-practice-b.docx
@@ -15,10 +15,28 @@
         <w:rPr>
           <w:rFonts w:ascii="Avenir Next" w:hAnsi="Avenir Next" w:cs="Avenir Next" w:eastAsia="Avenir Next"/>
           <w:color w:val="1A1A1A"/>
+          <w:sz w:val="22"/>
+          <w:szCs w:val="20"/>
+        </w:rPr>
+        <w:t xml:space="preserve">Name</w:t>
+      </w:r>
+      <w:r>
+        <w:rPr>
+          <w:rFonts w:ascii="Avenir Next" w:hAnsi="Avenir Next" w:cs="Avenir Next" w:eastAsia="Avenir Next"/>
+          <w:color w:val="1A1A1A"/>
           <w:sz w:val="20"/>
           <w:szCs w:val="20"/>
         </w:rPr>
-        <w:t xml:space="preserve">Name</w:t>
+        <w:tab/>
+      </w:r>
+      <w:r>
+        <w:rPr>
+          <w:rFonts w:ascii="Avenir Next" w:hAnsi="Avenir Next" w:cs="Avenir Next" w:eastAsia="Avenir Next"/>
+          <w:color w:val="1A1A1A"/>
+          <w:sz w:val="22"/>
+          <w:szCs w:val="20"/>
+        </w:rPr>
+        <w:t xml:space="preserve">   Date</w:t>
       </w:r>
       <w:r>
         <w:rPr>
@@ -33,25 +51,7 @@
         <w:rPr>
           <w:rFonts w:ascii="Avenir Next" w:hAnsi="Avenir Next" w:cs="Avenir Next" w:eastAsia="Avenir Next"/>
           <w:color w:val="1A1A1A"/>
-          <w:sz w:val="20"/>
-          <w:szCs w:val="20"/>
-        </w:rPr>
-        <w:t xml:space="preserve">   Date</w:t>
-      </w:r>
-      <w:r>
-        <w:rPr>
-          <w:rFonts w:ascii="Avenir Next" w:hAnsi="Avenir Next" w:cs="Avenir Next" w:eastAsia="Avenir Next"/>
-          <w:color w:val="1A1A1A"/>
-          <w:sz w:val="20"/>
-          <w:szCs w:val="20"/>
-        </w:rPr>
-        <w:tab/>
-      </w:r>
-      <w:r>
-        <w:rPr>
-          <w:rFonts w:ascii="Avenir Next" w:hAnsi="Avenir Next" w:cs="Avenir Next" w:eastAsia="Avenir Next"/>
-          <w:color w:val="1A1A1A"/>
-          <w:sz w:val="20"/>
+          <w:sz w:val="22"/>
           <w:szCs w:val="20"/>
         </w:rPr>
         <w:t xml:space="preserve">   Period</w:t>
@@ -78,7 +78,7 @@
           <w:caps/>
           <w:color w:val="003A70"/>
           <w:spacing w:val="12"/>
-          <w:sz w:val="19"/>
+          <w:sz w:val="22"/>
           <w:szCs w:val="19"/>
         </w:rPr>
         <w:t xml:space="preserve">Lesson 6-6  ·  Session 1  ·  Prerequisite Practice B  ·  Skill 1 of 2</w:t>
@@ -86,6 +86,7 @@
     </w:p>
     <w:p>
       <w:pPr>
+        <w:pStyle w:val="Heading1"/>
         <w:keepNext/>
         <w:spacing w:before="0" w:after="10" w:line="240" w:lineRule="auto"/>
       </w:pPr>
@@ -111,7 +112,7 @@
         <w:rPr>
           <w:rFonts w:ascii="Avenir Next" w:hAnsi="Avenir Next" w:cs="Avenir Next" w:eastAsia="Avenir Next"/>
           <w:color w:val="5A5F66"/>
-          <w:sz w:val="17"/>
+          <w:sz w:val="22"/>
           <w:szCs w:val="17"/>
         </w:rPr>
         <w:t xml:space="preserve">Builds on Lesson 6-5 Session 1 · 6.EE.A.2b</w:t>
@@ -154,6 +155,7 @@
           </w:tcPr>
           <w:p>
             <w:pPr>
+              <w:pStyle w:val="Heading2"/>
               <w:spacing w:before="0" w:after="0" w:line="252" w:lineRule="auto"/>
             </w:pPr>
             <w:r>
@@ -183,7 +185,7 @@
               <w:rPr>
                 <w:rFonts w:ascii="Avenir Next" w:hAnsi="Avenir Next" w:cs="Avenir Next" w:eastAsia="Avenir Next"/>
                 <w:color w:val="1A1A1A"/>
-                <w:sz w:val="20"/>
+                <w:sz w:val="22"/>
                 <w:szCs w:val="20"/>
               </w:rPr>
               <w:t xml:space="preserve">In 6 + 2</w:t>
@@ -193,7 +195,7 @@
                 <w:rFonts w:ascii="Avenir Next" w:hAnsi="Avenir Next" w:cs="Avenir Next" w:eastAsia="Avenir Next"/>
                 <w:i/>
                 <w:color w:val="1A1A1A"/>
-                <w:sz w:val="20"/>
+                <w:sz w:val="22"/>
                 <w:szCs w:val="20"/>
               </w:rPr>
               <w:t xml:space="preserve">k</w:t>
@@ -202,7 +204,7 @@
               <w:rPr>
                 <w:rFonts w:ascii="Avenir Next" w:hAnsi="Avenir Next" w:cs="Avenir Next" w:eastAsia="Avenir Next"/>
                 <w:color w:val="1A1A1A"/>
-                <w:sz w:val="20"/>
+                <w:sz w:val="22"/>
                 <w:szCs w:val="20"/>
               </w:rPr>
               <w:t xml:space="preserve"> + </w:t>
@@ -212,7 +214,7 @@
                 <w:rFonts w:ascii="Avenir Next" w:hAnsi="Avenir Next" w:cs="Avenir Next" w:eastAsia="Avenir Next"/>
                 <w:i/>
                 <w:color w:val="1A1A1A"/>
-                <w:sz w:val="20"/>
+                <w:sz w:val="22"/>
                 <w:szCs w:val="20"/>
               </w:rPr>
               <w:t xml:space="preserve">k</w:t>
@@ -221,7 +223,7 @@
               <w:rPr>
                 <w:rFonts w:ascii="Avenir Next" w:hAnsi="Avenir Next" w:cs="Avenir Next" w:eastAsia="Avenir Next"/>
                 <w:color w:val="1A1A1A"/>
-                <w:sz w:val="20"/>
+                <w:sz w:val="22"/>
                 <w:szCs w:val="20"/>
               </w:rPr>
               <w:t xml:space="preserve"> you must see the terms 6, 2</w:t>
@@ -231,7 +233,7 @@
                 <w:rFonts w:ascii="Avenir Next" w:hAnsi="Avenir Next" w:cs="Avenir Next" w:eastAsia="Avenir Next"/>
                 <w:i/>
                 <w:color w:val="1A1A1A"/>
-                <w:sz w:val="20"/>
+                <w:sz w:val="22"/>
                 <w:szCs w:val="20"/>
               </w:rPr>
               <w:t xml:space="preserve">k</w:t>
@@ -240,7 +242,7 @@
               <w:rPr>
                 <w:rFonts w:ascii="Avenir Next" w:hAnsi="Avenir Next" w:cs="Avenir Next" w:eastAsia="Avenir Next"/>
                 <w:color w:val="1A1A1A"/>
-                <w:sz w:val="20"/>
+                <w:sz w:val="22"/>
                 <w:szCs w:val="20"/>
               </w:rPr>
               <w:t xml:space="preserve"> and </w:t>
@@ -250,7 +252,7 @@
                 <w:rFonts w:ascii="Avenir Next" w:hAnsi="Avenir Next" w:cs="Avenir Next" w:eastAsia="Avenir Next"/>
                 <w:i/>
                 <w:color w:val="1A1A1A"/>
-                <w:sz w:val="20"/>
+                <w:sz w:val="22"/>
                 <w:szCs w:val="20"/>
               </w:rPr>
               <w:t xml:space="preserve">k</w:t>
@@ -259,7 +261,7 @@
               <w:rPr>
                 <w:rFonts w:ascii="Avenir Next" w:hAnsi="Avenir Next" w:cs="Avenir Next" w:eastAsia="Avenir Next"/>
                 <w:color w:val="1A1A1A"/>
-                <w:sz w:val="20"/>
+                <w:sz w:val="22"/>
                 <w:szCs w:val="20"/>
               </w:rPr>
               <w:t xml:space="preserve">. The </w:t>
@@ -269,7 +271,7 @@
                 <w:rFonts w:ascii="Avenir Next" w:hAnsi="Avenir Next" w:cs="Avenir Next" w:eastAsia="Avenir Next"/>
                 <w:i/>
                 <w:color w:val="1A1A1A"/>
-                <w:sz w:val="20"/>
+                <w:sz w:val="22"/>
                 <w:szCs w:val="20"/>
               </w:rPr>
               <w:t xml:space="preserve">k</w:t>
@@ -278,7 +280,7 @@
               <w:rPr>
                 <w:rFonts w:ascii="Avenir Next" w:hAnsi="Avenir Next" w:cs="Avenir Next" w:eastAsia="Avenir Next"/>
                 <w:color w:val="1A1A1A"/>
-                <w:sz w:val="20"/>
+                <w:sz w:val="22"/>
                 <w:szCs w:val="20"/>
               </w:rPr>
               <w:t xml:space="preserve"> has a hidden 1.</w:t>
@@ -298,6 +300,7 @@
           </w:tcPr>
           <w:p>
             <w:pPr>
+              <w:pStyle w:val="Heading2"/>
               <w:spacing w:before="0" w:after="0" w:line="252" w:lineRule="auto"/>
             </w:pPr>
             <w:r>
@@ -327,7 +330,7 @@
               <w:rPr>
                 <w:rFonts w:ascii="Avenir Next" w:hAnsi="Avenir Next" w:cs="Avenir Next" w:eastAsia="Avenir Next"/>
                 <w:color w:val="1A1A1A"/>
-                <w:sz w:val="20"/>
+                <w:sz w:val="22"/>
                 <w:szCs w:val="20"/>
               </w:rPr>
               <w:t xml:space="preserve">Name the terms and coefficients in an expression like 5</w:t>
@@ -337,7 +340,7 @@
                 <w:rFonts w:ascii="Avenir Next" w:hAnsi="Avenir Next" w:cs="Avenir Next" w:eastAsia="Avenir Next"/>
                 <w:i/>
                 <w:color w:val="1A1A1A"/>
-                <w:sz w:val="20"/>
+                <w:sz w:val="22"/>
                 <w:szCs w:val="20"/>
               </w:rPr>
               <w:t xml:space="preserve">x</w:t>
@@ -346,7 +349,7 @@
               <w:rPr>
                 <w:rFonts w:ascii="Avenir Next" w:hAnsi="Avenir Next" w:cs="Avenir Next" w:eastAsia="Avenir Next"/>
                 <w:color w:val="1A1A1A"/>
-                <w:sz w:val="20"/>
+                <w:sz w:val="22"/>
                 <w:szCs w:val="20"/>
               </w:rPr>
               <w:t xml:space="preserve"> + 8 + 3</w:t>
@@ -356,7 +359,7 @@
                 <w:rFonts w:ascii="Avenir Next" w:hAnsi="Avenir Next" w:cs="Avenir Next" w:eastAsia="Avenir Next"/>
                 <w:i/>
                 <w:color w:val="1A1A1A"/>
-                <w:sz w:val="20"/>
+                <w:sz w:val="22"/>
                 <w:szCs w:val="20"/>
               </w:rPr>
               <w:t xml:space="preserve">x</w:t>
@@ -365,7 +368,7 @@
               <w:rPr>
                 <w:rFonts w:ascii="Avenir Next" w:hAnsi="Avenir Next" w:cs="Avenir Next" w:eastAsia="Avenir Next"/>
                 <w:color w:val="1A1A1A"/>
-                <w:sz w:val="20"/>
+                <w:sz w:val="22"/>
                 <w:szCs w:val="20"/>
               </w:rPr>
               <w:t xml:space="preserve">.  </w:t>
@@ -375,7 +378,7 @@
                 <w:rFonts w:ascii="Avenir Next" w:hAnsi="Avenir Next" w:cs="Avenir Next" w:eastAsia="Avenir Next"/>
                 <w:b/>
                 <w:color w:val="1A1A1A"/>
-                <w:sz w:val="20"/>
+                <w:sz w:val="22"/>
                 <w:szCs w:val="20"/>
               </w:rPr>
               <w:t xml:space="preserve">You will use it in Practice Form A, problems 1 and 2.</w:t>
@@ -386,6 +389,7 @@
     </w:tbl>
     <w:p>
       <w:pPr>
+        <w:pStyle w:val="Heading2"/>
         <w:keepNext/>
         <w:pBdr>
           <w:bottom w:val="single" w:sz="8" w:space="3" w:color="003A70"/>
@@ -401,7 +405,7 @@
           <w:b/>
           <w:color w:val="003A70"/>
           <w:spacing w:val="14"/>
-          <w:sz w:val="19"/>
+          <w:sz w:val="22"/>
           <w:szCs w:val="19"/>
         </w:rPr>
         <w:t xml:space="preserve">STEPS TO FOLLOW</w:t>
@@ -420,7 +424,7 @@
           <w:rFonts w:ascii="Avenir Next" w:hAnsi="Avenir Next" w:cs="Avenir Next" w:eastAsia="Avenir Next"/>
           <w:i/>
           <w:color w:val="5A5F66"/>
-          <w:sz w:val="17"/>
+          <w:sz w:val="22"/>
           <w:szCs w:val="17"/>
         </w:rPr>
         <w:t xml:space="preserve">use these same steps on every problem</w:t>
@@ -462,6 +466,7 @@
           </w:tcPr>
           <w:p>
             <w:pPr>
+              <w:pStyle w:val="Heading1"/>
               <w:spacing w:before="0" w:after="0" w:line="240" w:lineRule="auto"/>
               <w:jc w:val="center"/>
             </w:pPr>
@@ -491,7 +496,7 @@
                 <w:rFonts w:ascii="Avenir Next" w:hAnsi="Avenir Next" w:cs="Avenir Next" w:eastAsia="Avenir Next"/>
                 <w:b/>
                 <w:color w:val="1A1A1A"/>
-                <w:sz w:val="21"/>
+                <w:sz w:val="22"/>
                 <w:szCs w:val="21"/>
               </w:rPr>
               <w:t xml:space="preserve">Split</w:t>
@@ -500,7 +505,7 @@
               <w:rPr>
                 <w:rFonts w:ascii="Avenir Next" w:hAnsi="Avenir Next" w:cs="Avenir Next" w:eastAsia="Avenir Next"/>
                 <w:color w:val="1A1A1A"/>
-                <w:sz w:val="21"/>
+                <w:sz w:val="22"/>
                 <w:szCs w:val="21"/>
               </w:rPr>
               <w:t xml:space="preserve"> the expression at each + or − sign.</w:t>
@@ -519,6 +524,7 @@
           </w:tcPr>
           <w:p>
             <w:pPr>
+              <w:pStyle w:val="Heading1"/>
               <w:spacing w:before="0" w:after="0" w:line="240" w:lineRule="auto"/>
               <w:jc w:val="center"/>
             </w:pPr>
@@ -547,7 +553,7 @@
               <w:rPr>
                 <w:rFonts w:ascii="Avenir Next" w:hAnsi="Avenir Next" w:cs="Avenir Next" w:eastAsia="Avenir Next"/>
                 <w:color w:val="1A1A1A"/>
-                <w:sz w:val="21"/>
+                <w:sz w:val="22"/>
                 <w:szCs w:val="21"/>
               </w:rPr>
               <w:t xml:space="preserve">Each piece is a </w:t>
@@ -557,7 +563,7 @@
                 <w:rFonts w:ascii="Avenir Next" w:hAnsi="Avenir Next" w:cs="Avenir Next" w:eastAsia="Avenir Next"/>
                 <w:b/>
                 <w:color w:val="1A1A1A"/>
-                <w:sz w:val="21"/>
+                <w:sz w:val="22"/>
                 <w:szCs w:val="21"/>
               </w:rPr>
               <w:t xml:space="preserve">term</w:t>
@@ -566,7 +572,7 @@
               <w:rPr>
                 <w:rFonts w:ascii="Avenir Next" w:hAnsi="Avenir Next" w:cs="Avenir Next" w:eastAsia="Avenir Next"/>
                 <w:color w:val="1A1A1A"/>
-                <w:sz w:val="21"/>
+                <w:sz w:val="22"/>
                 <w:szCs w:val="21"/>
               </w:rPr>
               <w:t xml:space="preserve">. Count them.</w:t>
@@ -585,6 +591,7 @@
           </w:tcPr>
           <w:p>
             <w:pPr>
+              <w:pStyle w:val="Heading1"/>
               <w:spacing w:before="0" w:after="0" w:line="240" w:lineRule="auto"/>
               <w:jc w:val="center"/>
             </w:pPr>
@@ -613,7 +620,7 @@
               <w:rPr>
                 <w:rFonts w:ascii="Avenir Next" w:hAnsi="Avenir Next" w:cs="Avenir Next" w:eastAsia="Avenir Next"/>
                 <w:color w:val="1A1A1A"/>
-                <w:sz w:val="21"/>
+                <w:sz w:val="22"/>
                 <w:szCs w:val="21"/>
               </w:rPr>
               <w:t xml:space="preserve">The number before a letter is its </w:t>
@@ -623,7 +630,7 @@
                 <w:rFonts w:ascii="Avenir Next" w:hAnsi="Avenir Next" w:cs="Avenir Next" w:eastAsia="Avenir Next"/>
                 <w:b/>
                 <w:color w:val="1A1A1A"/>
-                <w:sz w:val="21"/>
+                <w:sz w:val="22"/>
                 <w:szCs w:val="21"/>
               </w:rPr>
               <w:t xml:space="preserve">coefficient</w:t>
@@ -632,7 +639,7 @@
               <w:rPr>
                 <w:rFonts w:ascii="Avenir Next" w:hAnsi="Avenir Next" w:cs="Avenir Next" w:eastAsia="Avenir Next"/>
                 <w:color w:val="1A1A1A"/>
-                <w:sz w:val="21"/>
+                <w:sz w:val="22"/>
                 <w:szCs w:val="21"/>
               </w:rPr>
               <w:t xml:space="preserve">. No number means 1.</w:t>
@@ -643,6 +650,7 @@
     </w:tbl>
     <w:p>
       <w:pPr>
+        <w:pStyle w:val="Heading2"/>
         <w:keepNext/>
         <w:pBdr>
           <w:bottom w:val="single" w:sz="8" w:space="3" w:color="003A70"/>
@@ -658,7 +666,7 @@
           <w:b/>
           <w:color w:val="003A70"/>
           <w:spacing w:val="14"/>
-          <w:sz w:val="19"/>
+          <w:sz w:val="22"/>
           <w:szCs w:val="19"/>
         </w:rPr>
         <w:t xml:space="preserve">WATCH ME</w:t>
@@ -677,7 +685,7 @@
           <w:rFonts w:ascii="Avenir Next" w:hAnsi="Avenir Next" w:cs="Avenir Next" w:eastAsia="Avenir Next"/>
           <w:i/>
           <w:color w:val="5A5F66"/>
-          <w:sz w:val="17"/>
+          <w:sz w:val="22"/>
           <w:szCs w:val="17"/>
         </w:rPr>
         <w:t xml:space="preserve">the steps in action</w:t>
@@ -692,7 +700,7 @@
           <w:rFonts w:ascii="Avenir Next" w:hAnsi="Avenir Next" w:cs="Avenir Next" w:eastAsia="Avenir Next"/>
           <w:b/>
           <w:color w:val="1A1A1A"/>
-          <w:sz w:val="21"/>
+          <w:sz w:val="22"/>
           <w:szCs w:val="21"/>
         </w:rPr>
         <w:t xml:space="preserve">Name the terms and coefficients in 5</w:t>
@@ -703,7 +711,7 @@
           <w:b/>
           <w:i/>
           <w:color w:val="1A1A1A"/>
-          <w:sz w:val="21"/>
+          <w:sz w:val="22"/>
           <w:szCs w:val="21"/>
         </w:rPr>
         <w:t xml:space="preserve">x</w:t>
@@ -713,7 +721,7 @@
           <w:rFonts w:ascii="Avenir Next" w:hAnsi="Avenir Next" w:cs="Avenir Next" w:eastAsia="Avenir Next"/>
           <w:b/>
           <w:color w:val="1A1A1A"/>
-          <w:sz w:val="21"/>
+          <w:sz w:val="22"/>
           <w:szCs w:val="21"/>
         </w:rPr>
         <w:t xml:space="preserve"> + 8 + 3</w:t>
@@ -724,7 +732,7 @@
           <w:b/>
           <w:i/>
           <w:color w:val="1A1A1A"/>
-          <w:sz w:val="21"/>
+          <w:sz w:val="22"/>
           <w:szCs w:val="21"/>
         </w:rPr>
         <w:t xml:space="preserve">x</w:t>
@@ -734,7 +742,7 @@
           <w:rFonts w:ascii="Avenir Next" w:hAnsi="Avenir Next" w:cs="Avenir Next" w:eastAsia="Avenir Next"/>
           <w:b/>
           <w:color w:val="1A1A1A"/>
-          <w:sz w:val="21"/>
+          <w:sz w:val="22"/>
           <w:szCs w:val="21"/>
         </w:rPr>
         <w:t xml:space="preserve">.</w:t>
@@ -753,25 +761,25 @@
           <w:rFonts w:ascii="Avenir Next" w:hAnsi="Avenir Next" w:cs="Avenir Next" w:eastAsia="Avenir Next"/>
           <w:b/>
           <w:color w:val="003A70"/>
+          <w:sz w:val="22"/>
+          <w:szCs w:val="19"/>
+        </w:rPr>
+        <w:t xml:space="preserve">Step 1</w:t>
+      </w:r>
+      <w:r>
+        <w:rPr>
+          <w:rFonts w:ascii="Avenir Next" w:hAnsi="Avenir Next" w:cs="Avenir Next" w:eastAsia="Avenir Next"/>
+          <w:color w:val="1A1A1A"/>
           <w:sz w:val="19"/>
           <w:szCs w:val="19"/>
         </w:rPr>
-        <w:t xml:space="preserve">Step 1</w:t>
-      </w:r>
-      <w:r>
-        <w:rPr>
-          <w:rFonts w:ascii="Avenir Next" w:hAnsi="Avenir Next" w:cs="Avenir Next" w:eastAsia="Avenir Next"/>
-          <w:color w:val="1A1A1A"/>
-          <w:sz w:val="19"/>
-          <w:szCs w:val="19"/>
-        </w:rPr>
         <w:tab/>
       </w:r>
       <w:r>
         <w:rPr>
           <w:rFonts w:ascii="Avenir Next" w:hAnsi="Avenir Next" w:cs="Avenir Next" w:eastAsia="Avenir Next"/>
           <w:color w:val="1A1A1A"/>
-          <w:sz w:val="21"/>
+          <w:sz w:val="22"/>
           <w:szCs w:val="21"/>
         </w:rPr>
         <w:t xml:space="preserve">Split at the + signs: 5</w:t>
@@ -781,7 +789,7 @@
           <w:rFonts w:ascii="Avenir Next" w:hAnsi="Avenir Next" w:cs="Avenir Next" w:eastAsia="Avenir Next"/>
           <w:i/>
           <w:color w:val="1A1A1A"/>
-          <w:sz w:val="21"/>
+          <w:sz w:val="22"/>
           <w:szCs w:val="21"/>
         </w:rPr>
         <w:t xml:space="preserve">x</w:t>
@@ -790,7 +798,7 @@
         <w:rPr>
           <w:rFonts w:ascii="Avenir Next" w:hAnsi="Avenir Next" w:cs="Avenir Next" w:eastAsia="Avenir Next"/>
           <w:color w:val="1A1A1A"/>
-          <w:sz w:val="21"/>
+          <w:sz w:val="22"/>
           <w:szCs w:val="21"/>
         </w:rPr>
         <w:t xml:space="preserve">, 8, 3</w:t>
@@ -800,7 +808,7 @@
           <w:rFonts w:ascii="Avenir Next" w:hAnsi="Avenir Next" w:cs="Avenir Next" w:eastAsia="Avenir Next"/>
           <w:i/>
           <w:color w:val="1A1A1A"/>
-          <w:sz w:val="21"/>
+          <w:sz w:val="22"/>
           <w:szCs w:val="21"/>
         </w:rPr>
         <w:t xml:space="preserve">x</w:t>
@@ -809,7 +817,7 @@
         <w:rPr>
           <w:rFonts w:ascii="Avenir Next" w:hAnsi="Avenir Next" w:cs="Avenir Next" w:eastAsia="Avenir Next"/>
           <w:color w:val="1A1A1A"/>
-          <w:sz w:val="21"/>
+          <w:sz w:val="22"/>
           <w:szCs w:val="21"/>
         </w:rPr>
         <w:t xml:space="preserve">.</w:t>
@@ -828,25 +836,25 @@
           <w:rFonts w:ascii="Avenir Next" w:hAnsi="Avenir Next" w:cs="Avenir Next" w:eastAsia="Avenir Next"/>
           <w:b/>
           <w:color w:val="003A70"/>
+          <w:sz w:val="22"/>
+          <w:szCs w:val="19"/>
+        </w:rPr>
+        <w:t xml:space="preserve">Step 2</w:t>
+      </w:r>
+      <w:r>
+        <w:rPr>
+          <w:rFonts w:ascii="Avenir Next" w:hAnsi="Avenir Next" w:cs="Avenir Next" w:eastAsia="Avenir Next"/>
+          <w:color w:val="1A1A1A"/>
           <w:sz w:val="19"/>
           <w:szCs w:val="19"/>
         </w:rPr>
-        <w:t xml:space="preserve">Step 2</w:t>
-      </w:r>
-      <w:r>
-        <w:rPr>
-          <w:rFonts w:ascii="Avenir Next" w:hAnsi="Avenir Next" w:cs="Avenir Next" w:eastAsia="Avenir Next"/>
-          <w:color w:val="1A1A1A"/>
-          <w:sz w:val="19"/>
-          <w:szCs w:val="19"/>
-        </w:rPr>
         <w:tab/>
       </w:r>
       <w:r>
         <w:rPr>
           <w:rFonts w:ascii="Avenir Next" w:hAnsi="Avenir Next" w:cs="Avenir Next" w:eastAsia="Avenir Next"/>
           <w:color w:val="1A1A1A"/>
-          <w:sz w:val="21"/>
+          <w:sz w:val="22"/>
           <w:szCs w:val="21"/>
         </w:rPr>
         <w:t xml:space="preserve">There are 3 terms.</w:t>
@@ -865,25 +873,25 @@
           <w:rFonts w:ascii="Avenir Next" w:hAnsi="Avenir Next" w:cs="Avenir Next" w:eastAsia="Avenir Next"/>
           <w:b/>
           <w:color w:val="003A70"/>
+          <w:sz w:val="22"/>
+          <w:szCs w:val="19"/>
+        </w:rPr>
+        <w:t xml:space="preserve">Step 3</w:t>
+      </w:r>
+      <w:r>
+        <w:rPr>
+          <w:rFonts w:ascii="Avenir Next" w:hAnsi="Avenir Next" w:cs="Avenir Next" w:eastAsia="Avenir Next"/>
+          <w:color w:val="1A1A1A"/>
           <w:sz w:val="19"/>
           <w:szCs w:val="19"/>
         </w:rPr>
-        <w:t xml:space="preserve">Step 3</w:t>
-      </w:r>
-      <w:r>
-        <w:rPr>
-          <w:rFonts w:ascii="Avenir Next" w:hAnsi="Avenir Next" w:cs="Avenir Next" w:eastAsia="Avenir Next"/>
-          <w:color w:val="1A1A1A"/>
-          <w:sz w:val="19"/>
-          <w:szCs w:val="19"/>
-        </w:rPr>
         <w:tab/>
       </w:r>
       <w:r>
         <w:rPr>
           <w:rFonts w:ascii="Avenir Next" w:hAnsi="Avenir Next" w:cs="Avenir Next" w:eastAsia="Avenir Next"/>
           <w:color w:val="1A1A1A"/>
-          <w:sz w:val="21"/>
+          <w:sz w:val="22"/>
           <w:szCs w:val="21"/>
         </w:rPr>
         <w:t xml:space="preserve">The coefficients are 5 and 3.</w:t>
@@ -902,18 +910,18 @@
           <w:rFonts w:ascii="Avenir Next" w:hAnsi="Avenir Next" w:cs="Avenir Next" w:eastAsia="Avenir Next"/>
           <w:b/>
           <w:color w:val="1A1A1A"/>
+          <w:sz w:val="22"/>
+          <w:szCs w:val="21"/>
+        </w:rPr>
+        <w:t xml:space="preserve">Answer</w:t>
+      </w:r>
+      <w:r>
+        <w:rPr>
+          <w:rFonts w:ascii="Avenir Next" w:hAnsi="Avenir Next" w:cs="Avenir Next" w:eastAsia="Avenir Next"/>
+          <w:color w:val="1A1A1A"/>
           <w:sz w:val="21"/>
           <w:szCs w:val="21"/>
         </w:rPr>
-        <w:t xml:space="preserve">Answer</w:t>
-      </w:r>
-      <w:r>
-        <w:rPr>
-          <w:rFonts w:ascii="Avenir Next" w:hAnsi="Avenir Next" w:cs="Avenir Next" w:eastAsia="Avenir Next"/>
-          <w:color w:val="1A1A1A"/>
-          <w:sz w:val="21"/>
-          <w:szCs w:val="21"/>
-        </w:rPr>
         <w:tab/>
       </w:r>
       <w:r>
@@ -921,7 +929,7 @@
           <w:rFonts w:ascii="Avenir Next" w:hAnsi="Avenir Next" w:cs="Avenir Next" w:eastAsia="Avenir Next"/>
           <w:b/>
           <w:color w:val="1A1A1A"/>
-          <w:sz w:val="21"/>
+          <w:sz w:val="22"/>
           <w:szCs w:val="21"/>
         </w:rPr>
         <w:t xml:space="preserve">Terms 5</w:t>
@@ -932,7 +940,7 @@
           <w:b/>
           <w:i/>
           <w:color w:val="1A1A1A"/>
-          <w:sz w:val="21"/>
+          <w:sz w:val="22"/>
           <w:szCs w:val="21"/>
         </w:rPr>
         <w:t xml:space="preserve">x</w:t>
@@ -942,7 +950,7 @@
           <w:rFonts w:ascii="Avenir Next" w:hAnsi="Avenir Next" w:cs="Avenir Next" w:eastAsia="Avenir Next"/>
           <w:b/>
           <w:color w:val="1A1A1A"/>
-          <w:sz w:val="21"/>
+          <w:sz w:val="22"/>
           <w:szCs w:val="21"/>
         </w:rPr>
         <w:t xml:space="preserve">, 8, 3</w:t>
@@ -953,7 +961,7 @@
           <w:b/>
           <w:i/>
           <w:color w:val="1A1A1A"/>
-          <w:sz w:val="21"/>
+          <w:sz w:val="22"/>
           <w:szCs w:val="21"/>
         </w:rPr>
         <w:t xml:space="preserve">x</w:t>
@@ -963,7 +971,7 @@
           <w:rFonts w:ascii="Avenir Next" w:hAnsi="Avenir Next" w:cs="Avenir Next" w:eastAsia="Avenir Next"/>
           <w:b/>
           <w:color w:val="1A1A1A"/>
-          <w:sz w:val="21"/>
+          <w:sz w:val="22"/>
           <w:szCs w:val="21"/>
         </w:rPr>
         <w:t xml:space="preserve">. Coefficients 5 and 3.</w:t>
@@ -971,6 +979,7 @@
     </w:p>
     <w:p>
       <w:pPr>
+        <w:pStyle w:val="Heading2"/>
         <w:keepNext/>
         <w:pBdr>
           <w:bottom w:val="single" w:sz="8" w:space="3" w:color="003A70"/>
@@ -986,7 +995,7 @@
           <w:b/>
           <w:color w:val="003A70"/>
           <w:spacing w:val="14"/>
-          <w:sz w:val="19"/>
+          <w:sz w:val="22"/>
           <w:szCs w:val="19"/>
         </w:rPr>
         <w:t xml:space="preserve">TRY IT WITH HELP</w:t>
@@ -1005,7 +1014,7 @@
           <w:rFonts w:ascii="Avenir Next" w:hAnsi="Avenir Next" w:cs="Avenir Next" w:eastAsia="Avenir Next"/>
           <w:i/>
           <w:color w:val="5A5F66"/>
-          <w:sz w:val="17"/>
+          <w:sz w:val="22"/>
           <w:szCs w:val="17"/>
         </w:rPr>
         <w:t xml:space="preserve">fill in each step</w:t>
@@ -1101,28 +1110,47 @@
           <w:rFonts w:ascii="Avenir Next" w:hAnsi="Avenir Next" w:cs="Avenir Next" w:eastAsia="Avenir Next"/>
           <w:b/>
           <w:color w:val="003A70"/>
+          <w:sz w:val="22"/>
+          <w:szCs w:val="18"/>
+        </w:rPr>
+        <w:t xml:space="preserve">Step 1</w:t>
+      </w:r>
+      <w:r>
+        <w:rPr>
+          <w:rFonts w:ascii="Avenir Next" w:hAnsi="Avenir Next" w:cs="Avenir Next" w:eastAsia="Avenir Next"/>
+          <w:color w:val="1A1A1A"/>
           <w:sz w:val="18"/>
           <w:szCs w:val="18"/>
         </w:rPr>
-        <w:t xml:space="preserve">Step 1</w:t>
-      </w:r>
-      <w:r>
-        <w:rPr>
-          <w:rFonts w:ascii="Avenir Next" w:hAnsi="Avenir Next" w:cs="Avenir Next" w:eastAsia="Avenir Next"/>
-          <w:color w:val="1A1A1A"/>
-          <w:sz w:val="18"/>
-          <w:szCs w:val="18"/>
-        </w:rPr>
         <w:tab/>
       </w:r>
       <w:r>
         <w:rPr>
           <w:rFonts w:ascii="Avenir Next" w:hAnsi="Avenir Next" w:cs="Avenir Next" w:eastAsia="Avenir Next"/>
           <w:color w:val="1A1A1A"/>
+          <w:sz w:val="22"/>
+          <w:szCs w:val="21"/>
+        </w:rPr>
+        <w:t xml:space="preserve">Split: </w:t>
+      </w:r>
+      <w:r>
+        <w:rPr>
+          <w:rFonts w:ascii="Avenir Next" w:hAnsi="Avenir Next" w:cs="Avenir Next" w:eastAsia="Avenir Next"/>
+          <w:color w:val="1A1A1A"/>
           <w:sz w:val="21"/>
           <w:szCs w:val="21"/>
-        </w:rPr>
-        <w:t xml:space="preserve">Split: </w:t>
+          <w:u w:val="single"/>
+        </w:rPr>
+        <w:t xml:space="preserve">                </w:t>
+      </w:r>
+      <w:r>
+        <w:rPr>
+          <w:rFonts w:ascii="Avenir Next" w:hAnsi="Avenir Next" w:cs="Avenir Next" w:eastAsia="Avenir Next"/>
+          <w:color w:val="1A1A1A"/>
+          <w:sz w:val="22"/>
+          <w:szCs w:val="21"/>
+        </w:rPr>
+        <w:t xml:space="preserve">, </w:t>
       </w:r>
       <w:r>
         <w:rPr>
@@ -1138,26 +1166,7 @@
         <w:rPr>
           <w:rFonts w:ascii="Avenir Next" w:hAnsi="Avenir Next" w:cs="Avenir Next" w:eastAsia="Avenir Next"/>
           <w:color w:val="1A1A1A"/>
-          <w:sz w:val="21"/>
-          <w:szCs w:val="21"/>
-        </w:rPr>
-        <w:t xml:space="preserve">, </w:t>
-      </w:r>
-      <w:r>
-        <w:rPr>
-          <w:rFonts w:ascii="Avenir Next" w:hAnsi="Avenir Next" w:cs="Avenir Next" w:eastAsia="Avenir Next"/>
-          <w:color w:val="1A1A1A"/>
-          <w:sz w:val="21"/>
-          <w:szCs w:val="21"/>
-          <w:u w:val="single"/>
-        </w:rPr>
-        <w:t xml:space="preserve">                </w:t>
-      </w:r>
-      <w:r>
-        <w:rPr>
-          <w:rFonts w:ascii="Avenir Next" w:hAnsi="Avenir Next" w:cs="Avenir Next" w:eastAsia="Avenir Next"/>
-          <w:color w:val="1A1A1A"/>
-          <w:sz w:val="21"/>
+          <w:sz w:val="22"/>
           <w:szCs w:val="21"/>
         </w:rPr>
         <w:t xml:space="preserve">, </w:t>
@@ -1187,35 +1196,35 @@
           <w:rFonts w:ascii="Avenir Next" w:hAnsi="Avenir Next" w:cs="Avenir Next" w:eastAsia="Avenir Next"/>
           <w:b/>
           <w:color w:val="003A70"/>
+          <w:sz w:val="22"/>
+          <w:szCs w:val="18"/>
+        </w:rPr>
+        <w:t xml:space="preserve">Step 2</w:t>
+      </w:r>
+      <w:r>
+        <w:rPr>
+          <w:rFonts w:ascii="Avenir Next" w:hAnsi="Avenir Next" w:cs="Avenir Next" w:eastAsia="Avenir Next"/>
+          <w:color w:val="1A1A1A"/>
           <w:sz w:val="18"/>
           <w:szCs w:val="18"/>
         </w:rPr>
-        <w:t xml:space="preserve">Step 2</w:t>
-      </w:r>
-      <w:r>
-        <w:rPr>
-          <w:rFonts w:ascii="Avenir Next" w:hAnsi="Avenir Next" w:cs="Avenir Next" w:eastAsia="Avenir Next"/>
-          <w:color w:val="1A1A1A"/>
-          <w:sz w:val="18"/>
-          <w:szCs w:val="18"/>
-        </w:rPr>
         <w:tab/>
       </w:r>
       <w:r>
         <w:rPr>
           <w:rFonts w:ascii="Avenir Next" w:hAnsi="Avenir Next" w:cs="Avenir Next" w:eastAsia="Avenir Next"/>
           <w:color w:val="1A1A1A"/>
+          <w:sz w:val="22"/>
+          <w:szCs w:val="21"/>
+        </w:rPr>
+        <w:t xml:space="preserve">There are </w:t>
+      </w:r>
+      <w:r>
+        <w:rPr>
+          <w:rFonts w:ascii="Avenir Next" w:hAnsi="Avenir Next" w:cs="Avenir Next" w:eastAsia="Avenir Next"/>
+          <w:color w:val="1A1A1A"/>
           <w:sz w:val="21"/>
           <w:szCs w:val="21"/>
-        </w:rPr>
-        <w:t xml:space="preserve">There are </w:t>
-      </w:r>
-      <w:r>
-        <w:rPr>
-          <w:rFonts w:ascii="Avenir Next" w:hAnsi="Avenir Next" w:cs="Avenir Next" w:eastAsia="Avenir Next"/>
-          <w:color w:val="1A1A1A"/>
-          <w:sz w:val="21"/>
-          <w:szCs w:val="21"/>
           <w:u w:val="single"/>
         </w:rPr>
         <w:t xml:space="preserve">                </w:t>
@@ -1224,7 +1233,7 @@
         <w:rPr>
           <w:rFonts w:ascii="Avenir Next" w:hAnsi="Avenir Next" w:cs="Avenir Next" w:eastAsia="Avenir Next"/>
           <w:color w:val="1A1A1A"/>
-          <w:sz w:val="21"/>
+          <w:sz w:val="22"/>
           <w:szCs w:val="21"/>
         </w:rPr>
         <w:t xml:space="preserve"> terms.</w:t>
@@ -1244,35 +1253,35 @@
           <w:rFonts w:ascii="Avenir Next" w:hAnsi="Avenir Next" w:cs="Avenir Next" w:eastAsia="Avenir Next"/>
           <w:b/>
           <w:color w:val="003A70"/>
+          <w:sz w:val="22"/>
+          <w:szCs w:val="18"/>
+        </w:rPr>
+        <w:t xml:space="preserve">Step 3</w:t>
+      </w:r>
+      <w:r>
+        <w:rPr>
+          <w:rFonts w:ascii="Avenir Next" w:hAnsi="Avenir Next" w:cs="Avenir Next" w:eastAsia="Avenir Next"/>
+          <w:color w:val="1A1A1A"/>
           <w:sz w:val="18"/>
           <w:szCs w:val="18"/>
         </w:rPr>
-        <w:t xml:space="preserve">Step 3</w:t>
-      </w:r>
-      <w:r>
-        <w:rPr>
-          <w:rFonts w:ascii="Avenir Next" w:hAnsi="Avenir Next" w:cs="Avenir Next" w:eastAsia="Avenir Next"/>
-          <w:color w:val="1A1A1A"/>
-          <w:sz w:val="18"/>
-          <w:szCs w:val="18"/>
-        </w:rPr>
         <w:tab/>
       </w:r>
       <w:r>
         <w:rPr>
           <w:rFonts w:ascii="Avenir Next" w:hAnsi="Avenir Next" w:cs="Avenir Next" w:eastAsia="Avenir Next"/>
           <w:color w:val="1A1A1A"/>
+          <w:sz w:val="22"/>
+          <w:szCs w:val="21"/>
+        </w:rPr>
+        <w:t xml:space="preserve">The coefficients are 9 and </w:t>
+      </w:r>
+      <w:r>
+        <w:rPr>
+          <w:rFonts w:ascii="Avenir Next" w:hAnsi="Avenir Next" w:cs="Avenir Next" w:eastAsia="Avenir Next"/>
+          <w:color w:val="1A1A1A"/>
           <w:sz w:val="21"/>
           <w:szCs w:val="21"/>
-        </w:rPr>
-        <w:t xml:space="preserve">The coefficients are 9 and </w:t>
-      </w:r>
-      <w:r>
-        <w:rPr>
-          <w:rFonts w:ascii="Avenir Next" w:hAnsi="Avenir Next" w:cs="Avenir Next" w:eastAsia="Avenir Next"/>
-          <w:color w:val="1A1A1A"/>
-          <w:sz w:val="21"/>
-          <w:szCs w:val="21"/>
           <w:u w:val="single"/>
         </w:rPr>
         <w:t xml:space="preserve">                </w:t>
@@ -1281,7 +1290,7 @@
         <w:rPr>
           <w:rFonts w:ascii="Avenir Next" w:hAnsi="Avenir Next" w:cs="Avenir Next" w:eastAsia="Avenir Next"/>
           <w:color w:val="1A1A1A"/>
-          <w:sz w:val="21"/>
+          <w:sz w:val="22"/>
           <w:szCs w:val="21"/>
         </w:rPr>
         <w:t xml:space="preserve">.</w:t>
@@ -1382,28 +1391,47 @@
           <w:rFonts w:ascii="Avenir Next" w:hAnsi="Avenir Next" w:cs="Avenir Next" w:eastAsia="Avenir Next"/>
           <w:b/>
           <w:color w:val="003A70"/>
+          <w:sz w:val="22"/>
+          <w:szCs w:val="18"/>
+        </w:rPr>
+        <w:t xml:space="preserve">Step 1</w:t>
+      </w:r>
+      <w:r>
+        <w:rPr>
+          <w:rFonts w:ascii="Avenir Next" w:hAnsi="Avenir Next" w:cs="Avenir Next" w:eastAsia="Avenir Next"/>
+          <w:color w:val="1A1A1A"/>
           <w:sz w:val="18"/>
           <w:szCs w:val="18"/>
         </w:rPr>
-        <w:t xml:space="preserve">Step 1</w:t>
-      </w:r>
-      <w:r>
-        <w:rPr>
-          <w:rFonts w:ascii="Avenir Next" w:hAnsi="Avenir Next" w:cs="Avenir Next" w:eastAsia="Avenir Next"/>
-          <w:color w:val="1A1A1A"/>
-          <w:sz w:val="18"/>
-          <w:szCs w:val="18"/>
-        </w:rPr>
         <w:tab/>
       </w:r>
       <w:r>
         <w:rPr>
           <w:rFonts w:ascii="Avenir Next" w:hAnsi="Avenir Next" w:cs="Avenir Next" w:eastAsia="Avenir Next"/>
           <w:color w:val="1A1A1A"/>
+          <w:sz w:val="22"/>
+          <w:szCs w:val="21"/>
+        </w:rPr>
+        <w:t xml:space="preserve">Split: </w:t>
+      </w:r>
+      <w:r>
+        <w:rPr>
+          <w:rFonts w:ascii="Avenir Next" w:hAnsi="Avenir Next" w:cs="Avenir Next" w:eastAsia="Avenir Next"/>
+          <w:color w:val="1A1A1A"/>
           <w:sz w:val="21"/>
           <w:szCs w:val="21"/>
-        </w:rPr>
-        <w:t xml:space="preserve">Split: </w:t>
+          <w:u w:val="single"/>
+        </w:rPr>
+        <w:t xml:space="preserve">                </w:t>
+      </w:r>
+      <w:r>
+        <w:rPr>
+          <w:rFonts w:ascii="Avenir Next" w:hAnsi="Avenir Next" w:cs="Avenir Next" w:eastAsia="Avenir Next"/>
+          <w:color w:val="1A1A1A"/>
+          <w:sz w:val="22"/>
+          <w:szCs w:val="21"/>
+        </w:rPr>
+        <w:t xml:space="preserve">, </w:t>
       </w:r>
       <w:r>
         <w:rPr>
@@ -1419,26 +1447,7 @@
         <w:rPr>
           <w:rFonts w:ascii="Avenir Next" w:hAnsi="Avenir Next" w:cs="Avenir Next" w:eastAsia="Avenir Next"/>
           <w:color w:val="1A1A1A"/>
-          <w:sz w:val="21"/>
-          <w:szCs w:val="21"/>
-        </w:rPr>
-        <w:t xml:space="preserve">, </w:t>
-      </w:r>
-      <w:r>
-        <w:rPr>
-          <w:rFonts w:ascii="Avenir Next" w:hAnsi="Avenir Next" w:cs="Avenir Next" w:eastAsia="Avenir Next"/>
-          <w:color w:val="1A1A1A"/>
-          <w:sz w:val="21"/>
-          <w:szCs w:val="21"/>
-          <w:u w:val="single"/>
-        </w:rPr>
-        <w:t xml:space="preserve">                </w:t>
-      </w:r>
-      <w:r>
-        <w:rPr>
-          <w:rFonts w:ascii="Avenir Next" w:hAnsi="Avenir Next" w:cs="Avenir Next" w:eastAsia="Avenir Next"/>
-          <w:color w:val="1A1A1A"/>
-          <w:sz w:val="21"/>
+          <w:sz w:val="22"/>
           <w:szCs w:val="21"/>
         </w:rPr>
         <w:t xml:space="preserve">, </w:t>
@@ -1468,35 +1477,35 @@
           <w:rFonts w:ascii="Avenir Next" w:hAnsi="Avenir Next" w:cs="Avenir Next" w:eastAsia="Avenir Next"/>
           <w:b/>
           <w:color w:val="003A70"/>
+          <w:sz w:val="22"/>
+          <w:szCs w:val="18"/>
+        </w:rPr>
+        <w:t xml:space="preserve">Step 2</w:t>
+      </w:r>
+      <w:r>
+        <w:rPr>
+          <w:rFonts w:ascii="Avenir Next" w:hAnsi="Avenir Next" w:cs="Avenir Next" w:eastAsia="Avenir Next"/>
+          <w:color w:val="1A1A1A"/>
           <w:sz w:val="18"/>
           <w:szCs w:val="18"/>
         </w:rPr>
-        <w:t xml:space="preserve">Step 2</w:t>
-      </w:r>
-      <w:r>
-        <w:rPr>
-          <w:rFonts w:ascii="Avenir Next" w:hAnsi="Avenir Next" w:cs="Avenir Next" w:eastAsia="Avenir Next"/>
-          <w:color w:val="1A1A1A"/>
-          <w:sz w:val="18"/>
-          <w:szCs w:val="18"/>
-        </w:rPr>
         <w:tab/>
       </w:r>
       <w:r>
         <w:rPr>
           <w:rFonts w:ascii="Avenir Next" w:hAnsi="Avenir Next" w:cs="Avenir Next" w:eastAsia="Avenir Next"/>
           <w:color w:val="1A1A1A"/>
+          <w:sz w:val="22"/>
+          <w:szCs w:val="21"/>
+        </w:rPr>
+        <w:t xml:space="preserve">There are </w:t>
+      </w:r>
+      <w:r>
+        <w:rPr>
+          <w:rFonts w:ascii="Avenir Next" w:hAnsi="Avenir Next" w:cs="Avenir Next" w:eastAsia="Avenir Next"/>
+          <w:color w:val="1A1A1A"/>
           <w:sz w:val="21"/>
           <w:szCs w:val="21"/>
-        </w:rPr>
-        <w:t xml:space="preserve">There are </w:t>
-      </w:r>
-      <w:r>
-        <w:rPr>
-          <w:rFonts w:ascii="Avenir Next" w:hAnsi="Avenir Next" w:cs="Avenir Next" w:eastAsia="Avenir Next"/>
-          <w:color w:val="1A1A1A"/>
-          <w:sz w:val="21"/>
-          <w:szCs w:val="21"/>
           <w:u w:val="single"/>
         </w:rPr>
         <w:t xml:space="preserve">                </w:t>
@@ -1505,7 +1514,7 @@
         <w:rPr>
           <w:rFonts w:ascii="Avenir Next" w:hAnsi="Avenir Next" w:cs="Avenir Next" w:eastAsia="Avenir Next"/>
           <w:color w:val="1A1A1A"/>
-          <w:sz w:val="21"/>
+          <w:sz w:val="22"/>
           <w:szCs w:val="21"/>
         </w:rPr>
         <w:t xml:space="preserve"> terms.</w:t>
@@ -1525,28 +1534,47 @@
           <w:rFonts w:ascii="Avenir Next" w:hAnsi="Avenir Next" w:cs="Avenir Next" w:eastAsia="Avenir Next"/>
           <w:b/>
           <w:color w:val="003A70"/>
+          <w:sz w:val="22"/>
+          <w:szCs w:val="18"/>
+        </w:rPr>
+        <w:t xml:space="preserve">Step 3</w:t>
+      </w:r>
+      <w:r>
+        <w:rPr>
+          <w:rFonts w:ascii="Avenir Next" w:hAnsi="Avenir Next" w:cs="Avenir Next" w:eastAsia="Avenir Next"/>
+          <w:color w:val="1A1A1A"/>
           <w:sz w:val="18"/>
           <w:szCs w:val="18"/>
         </w:rPr>
-        <w:t xml:space="preserve">Step 3</w:t>
-      </w:r>
-      <w:r>
-        <w:rPr>
-          <w:rFonts w:ascii="Avenir Next" w:hAnsi="Avenir Next" w:cs="Avenir Next" w:eastAsia="Avenir Next"/>
-          <w:color w:val="1A1A1A"/>
-          <w:sz w:val="18"/>
-          <w:szCs w:val="18"/>
-        </w:rPr>
         <w:tab/>
       </w:r>
       <w:r>
         <w:rPr>
           <w:rFonts w:ascii="Avenir Next" w:hAnsi="Avenir Next" w:cs="Avenir Next" w:eastAsia="Avenir Next"/>
           <w:color w:val="1A1A1A"/>
+          <w:sz w:val="22"/>
+          <w:szCs w:val="21"/>
+        </w:rPr>
+        <w:t xml:space="preserve">The coefficients are </w:t>
+      </w:r>
+      <w:r>
+        <w:rPr>
+          <w:rFonts w:ascii="Avenir Next" w:hAnsi="Avenir Next" w:cs="Avenir Next" w:eastAsia="Avenir Next"/>
+          <w:color w:val="1A1A1A"/>
           <w:sz w:val="21"/>
           <w:szCs w:val="21"/>
-        </w:rPr>
-        <w:t xml:space="preserve">The coefficients are </w:t>
+          <w:u w:val="single"/>
+        </w:rPr>
+        <w:t xml:space="preserve">                </w:t>
+      </w:r>
+      <w:r>
+        <w:rPr>
+          <w:rFonts w:ascii="Avenir Next" w:hAnsi="Avenir Next" w:cs="Avenir Next" w:eastAsia="Avenir Next"/>
+          <w:color w:val="1A1A1A"/>
+          <w:sz w:val="22"/>
+          <w:szCs w:val="21"/>
+        </w:rPr>
+        <w:t xml:space="preserve"> and </w:t>
       </w:r>
       <w:r>
         <w:rPr>
@@ -1562,26 +1590,7 @@
         <w:rPr>
           <w:rFonts w:ascii="Avenir Next" w:hAnsi="Avenir Next" w:cs="Avenir Next" w:eastAsia="Avenir Next"/>
           <w:color w:val="1A1A1A"/>
-          <w:sz w:val="21"/>
-          <w:szCs w:val="21"/>
-        </w:rPr>
-        <w:t xml:space="preserve"> and </w:t>
-      </w:r>
-      <w:r>
-        <w:rPr>
-          <w:rFonts w:ascii="Avenir Next" w:hAnsi="Avenir Next" w:cs="Avenir Next" w:eastAsia="Avenir Next"/>
-          <w:color w:val="1A1A1A"/>
-          <w:sz w:val="21"/>
-          <w:szCs w:val="21"/>
-          <w:u w:val="single"/>
-        </w:rPr>
-        <w:t xml:space="preserve">                </w:t>
-      </w:r>
-      <w:r>
-        <w:rPr>
-          <w:rFonts w:ascii="Avenir Next" w:hAnsi="Avenir Next" w:cs="Avenir Next" w:eastAsia="Avenir Next"/>
-          <w:color w:val="1A1A1A"/>
-          <w:sz w:val="21"/>
+          <w:sz w:val="22"/>
           <w:szCs w:val="21"/>
         </w:rPr>
         <w:t xml:space="preserve">.</w:t>
@@ -1594,6 +1603,7 @@
     </w:p>
     <w:p>
       <w:pPr>
+        <w:pStyle w:val="Heading2"/>
         <w:keepNext/>
         <w:pBdr>
           <w:bottom w:val="single" w:sz="8" w:space="3" w:color="003A70"/>
@@ -1609,7 +1619,7 @@
           <w:b/>
           <w:color w:val="003A70"/>
           <w:spacing w:val="14"/>
-          <w:sz w:val="19"/>
+          <w:sz w:val="22"/>
           <w:szCs w:val="19"/>
         </w:rPr>
         <w:t xml:space="preserve">YOUR TURN</w:t>
@@ -1628,7 +1638,7 @@
           <w:rFonts w:ascii="Avenir Next" w:hAnsi="Avenir Next" w:cs="Avenir Next" w:eastAsia="Avenir Next"/>
           <w:i/>
           <w:color w:val="5A5F66"/>
-          <w:sz w:val="17"/>
+          <w:sz w:val="22"/>
           <w:szCs w:val="17"/>
         </w:rPr>
         <w:t xml:space="preserve">use the steps on your own</w:t>
@@ -2100,7 +2110,7 @@
           <w:caps/>
           <w:color w:val="003A70"/>
           <w:spacing w:val="12"/>
-          <w:sz w:val="19"/>
+          <w:sz w:val="22"/>
           <w:szCs w:val="19"/>
         </w:rPr>
         <w:t xml:space="preserve">Lesson 6-6  ·  Session 1  ·  Prerequisite Practice B  ·  Skill 2 of 2</w:t>
@@ -2108,6 +2118,7 @@
     </w:p>
     <w:p>
       <w:pPr>
+        <w:pStyle w:val="Heading1"/>
         <w:keepNext/>
         <w:spacing w:before="0" w:after="10" w:line="240" w:lineRule="auto"/>
       </w:pPr>
@@ -2133,7 +2144,7 @@
         <w:rPr>
           <w:rFonts w:ascii="Avenir Next" w:hAnsi="Avenir Next" w:cs="Avenir Next" w:eastAsia="Avenir Next"/>
           <w:color w:val="5A5F66"/>
-          <w:sz w:val="17"/>
+          <w:sz w:val="22"/>
           <w:szCs w:val="17"/>
         </w:rPr>
         <w:t xml:space="preserve">Builds on Lesson 6-5 Session 2 · 6.EE.A.2c</w:t>
@@ -2176,6 +2187,7 @@
           </w:tcPr>
           <w:p>
             <w:pPr>
+              <w:pStyle w:val="Heading2"/>
               <w:spacing w:before="0" w:after="0" w:line="252" w:lineRule="auto"/>
             </w:pPr>
             <w:r>
@@ -2205,7 +2217,7 @@
               <w:rPr>
                 <w:rFonts w:ascii="Avenir Next" w:hAnsi="Avenir Next" w:cs="Avenir Next" w:eastAsia="Avenir Next"/>
                 <w:color w:val="1A1A1A"/>
-                <w:sz w:val="20"/>
+                <w:sz w:val="22"/>
                 <w:szCs w:val="20"/>
               </w:rPr>
               <w:t xml:space="preserve">Problem 7 asks you to evaluate 5</w:t>
@@ -2215,7 +2227,7 @@
                 <w:rFonts w:ascii="Avenir Next" w:hAnsi="Avenir Next" w:cs="Avenir Next" w:eastAsia="Avenir Next"/>
                 <w:i/>
                 <w:color w:val="1A1A1A"/>
-                <w:sz w:val="20"/>
+                <w:sz w:val="22"/>
                 <w:szCs w:val="20"/>
               </w:rPr>
               <w:t xml:space="preserve">p</w:t>
@@ -2224,7 +2236,7 @@
               <w:rPr>
                 <w:rFonts w:ascii="Avenir Next" w:hAnsi="Avenir Next" w:cs="Avenir Next" w:eastAsia="Avenir Next"/>
                 <w:color w:val="1A1A1A"/>
-                <w:sz w:val="20"/>
+                <w:sz w:val="22"/>
                 <w:szCs w:val="20"/>
               </w:rPr>
               <w:t xml:space="preserve"> + 3 + 2</w:t>
@@ -2234,7 +2246,7 @@
                 <w:rFonts w:ascii="Avenir Next" w:hAnsi="Avenir Next" w:cs="Avenir Next" w:eastAsia="Avenir Next"/>
                 <w:i/>
                 <w:color w:val="1A1A1A"/>
-                <w:sz w:val="20"/>
+                <w:sz w:val="22"/>
                 <w:szCs w:val="20"/>
               </w:rPr>
               <w:t xml:space="preserve">p</w:t>
@@ -2243,7 +2255,7 @@
               <w:rPr>
                 <w:rFonts w:ascii="Avenir Next" w:hAnsi="Avenir Next" w:cs="Avenir Next" w:eastAsia="Avenir Next"/>
                 <w:color w:val="1A1A1A"/>
-                <w:sz w:val="20"/>
+                <w:sz w:val="22"/>
                 <w:szCs w:val="20"/>
               </w:rPr>
               <w:t xml:space="preserve"> and 7</w:t>
@@ -2253,7 +2265,7 @@
                 <w:rFonts w:ascii="Avenir Next" w:hAnsi="Avenir Next" w:cs="Avenir Next" w:eastAsia="Avenir Next"/>
                 <w:i/>
                 <w:color w:val="1A1A1A"/>
-                <w:sz w:val="20"/>
+                <w:sz w:val="22"/>
                 <w:szCs w:val="20"/>
               </w:rPr>
               <w:t xml:space="preserve">p</w:t>
@@ -2262,7 +2274,7 @@
               <w:rPr>
                 <w:rFonts w:ascii="Avenir Next" w:hAnsi="Avenir Next" w:cs="Avenir Next" w:eastAsia="Avenir Next"/>
                 <w:color w:val="1A1A1A"/>
-                <w:sz w:val="20"/>
+                <w:sz w:val="22"/>
                 <w:szCs w:val="20"/>
               </w:rPr>
               <w:t xml:space="preserve"> + 3 when </w:t>
@@ -2272,7 +2284,7 @@
                 <w:rFonts w:ascii="Avenir Next" w:hAnsi="Avenir Next" w:cs="Avenir Next" w:eastAsia="Avenir Next"/>
                 <w:i/>
                 <w:color w:val="1A1A1A"/>
-                <w:sz w:val="20"/>
+                <w:sz w:val="22"/>
                 <w:szCs w:val="20"/>
               </w:rPr>
               <w:t xml:space="preserve">p</w:t>
@@ -2281,7 +2293,7 @@
               <w:rPr>
                 <w:rFonts w:ascii="Avenir Next" w:hAnsi="Avenir Next" w:cs="Avenir Next" w:eastAsia="Avenir Next"/>
                 <w:color w:val="1A1A1A"/>
-                <w:sz w:val="20"/>
+                <w:sz w:val="22"/>
                 <w:szCs w:val="20"/>
               </w:rPr>
               <w:t xml:space="preserve"> = 4.</w:t>
@@ -2301,6 +2313,7 @@
           </w:tcPr>
           <w:p>
             <w:pPr>
+              <w:pStyle w:val="Heading2"/>
               <w:spacing w:before="0" w:after="0" w:line="252" w:lineRule="auto"/>
             </w:pPr>
             <w:r>
@@ -2330,7 +2343,7 @@
               <w:rPr>
                 <w:rFonts w:ascii="Avenir Next" w:hAnsi="Avenir Next" w:cs="Avenir Next" w:eastAsia="Avenir Next"/>
                 <w:color w:val="1A1A1A"/>
-                <w:sz w:val="20"/>
+                <w:sz w:val="22"/>
                 <w:szCs w:val="20"/>
               </w:rPr>
               <w:t xml:space="preserve">Put a number in for the letter, then evaluate, like 7</w:t>
@@ -2340,7 +2353,7 @@
                 <w:rFonts w:ascii="Avenir Next" w:hAnsi="Avenir Next" w:cs="Avenir Next" w:eastAsia="Avenir Next"/>
                 <w:i/>
                 <w:color w:val="1A1A1A"/>
-                <w:sz w:val="20"/>
+                <w:sz w:val="22"/>
                 <w:szCs w:val="20"/>
               </w:rPr>
               <w:t xml:space="preserve">p</w:t>
@@ -2349,7 +2362,7 @@
               <w:rPr>
                 <w:rFonts w:ascii="Avenir Next" w:hAnsi="Avenir Next" w:cs="Avenir Next" w:eastAsia="Avenir Next"/>
                 <w:color w:val="1A1A1A"/>
-                <w:sz w:val="20"/>
+                <w:sz w:val="22"/>
                 <w:szCs w:val="20"/>
               </w:rPr>
               <w:t xml:space="preserve"> + 3 when </w:t>
@@ -2359,7 +2372,7 @@
                 <w:rFonts w:ascii="Avenir Next" w:hAnsi="Avenir Next" w:cs="Avenir Next" w:eastAsia="Avenir Next"/>
                 <w:i/>
                 <w:color w:val="1A1A1A"/>
-                <w:sz w:val="20"/>
+                <w:sz w:val="22"/>
                 <w:szCs w:val="20"/>
               </w:rPr>
               <w:t xml:space="preserve">p</w:t>
@@ -2368,7 +2381,7 @@
               <w:rPr>
                 <w:rFonts w:ascii="Avenir Next" w:hAnsi="Avenir Next" w:cs="Avenir Next" w:eastAsia="Avenir Next"/>
                 <w:color w:val="1A1A1A"/>
-                <w:sz w:val="20"/>
+                <w:sz w:val="22"/>
                 <w:szCs w:val="20"/>
               </w:rPr>
               <w:t xml:space="preserve"> = 2.  </w:t>
@@ -2378,7 +2391,7 @@
                 <w:rFonts w:ascii="Avenir Next" w:hAnsi="Avenir Next" w:cs="Avenir Next" w:eastAsia="Avenir Next"/>
                 <w:b/>
                 <w:color w:val="1A1A1A"/>
-                <w:sz w:val="20"/>
+                <w:sz w:val="22"/>
                 <w:szCs w:val="20"/>
               </w:rPr>
               <w:t xml:space="preserve">You will use it in Practice Form A, problem 7.</w:t>
@@ -2389,6 +2402,7 @@
     </w:tbl>
     <w:p>
       <w:pPr>
+        <w:pStyle w:val="Heading2"/>
         <w:keepNext/>
         <w:pBdr>
           <w:bottom w:val="single" w:sz="8" w:space="3" w:color="003A70"/>
@@ -2404,7 +2418,7 @@
           <w:b/>
           <w:color w:val="003A70"/>
           <w:spacing w:val="14"/>
-          <w:sz w:val="19"/>
+          <w:sz w:val="22"/>
           <w:szCs w:val="19"/>
         </w:rPr>
         <w:t xml:space="preserve">STEPS TO FOLLOW</w:t>
@@ -2423,7 +2437,7 @@
           <w:rFonts w:ascii="Avenir Next" w:hAnsi="Avenir Next" w:cs="Avenir Next" w:eastAsia="Avenir Next"/>
           <w:i/>
           <w:color w:val="5A5F66"/>
-          <w:sz w:val="17"/>
+          <w:sz w:val="22"/>
           <w:szCs w:val="17"/>
         </w:rPr>
         <w:t xml:space="preserve">use these same steps on every problem</w:t>
@@ -2465,6 +2479,7 @@
           </w:tcPr>
           <w:p>
             <w:pPr>
+              <w:pStyle w:val="Heading1"/>
               <w:spacing w:before="0" w:after="0" w:line="240" w:lineRule="auto"/>
               <w:jc w:val="center"/>
             </w:pPr>
@@ -2494,7 +2509,7 @@
                 <w:rFonts w:ascii="Avenir Next" w:hAnsi="Avenir Next" w:cs="Avenir Next" w:eastAsia="Avenir Next"/>
                 <w:b/>
                 <w:color w:val="1A1A1A"/>
-                <w:sz w:val="21"/>
+                <w:sz w:val="22"/>
                 <w:szCs w:val="21"/>
               </w:rPr>
               <w:t xml:space="preserve">Replace</w:t>
@@ -2503,7 +2518,7 @@
               <w:rPr>
                 <w:rFonts w:ascii="Avenir Next" w:hAnsi="Avenir Next" w:cs="Avenir Next" w:eastAsia="Avenir Next"/>
                 <w:color w:val="1A1A1A"/>
-                <w:sz w:val="21"/>
+                <w:sz w:val="22"/>
                 <w:szCs w:val="21"/>
               </w:rPr>
               <w:t xml:space="preserve"> the letter with the number. Use ×.</w:t>
@@ -2522,6 +2537,7 @@
           </w:tcPr>
           <w:p>
             <w:pPr>
+              <w:pStyle w:val="Heading1"/>
               <w:spacing w:before="0" w:after="0" w:line="240" w:lineRule="auto"/>
               <w:jc w:val="center"/>
             </w:pPr>
@@ -2551,7 +2567,7 @@
                 <w:rFonts w:ascii="Avenir Next" w:hAnsi="Avenir Next" w:cs="Avenir Next" w:eastAsia="Avenir Next"/>
                 <w:b/>
                 <w:color w:val="1A1A1A"/>
-                <w:sz w:val="21"/>
+                <w:sz w:val="22"/>
                 <w:szCs w:val="21"/>
               </w:rPr>
               <w:t xml:space="preserve">Multiply</w:t>
@@ -2560,7 +2576,7 @@
               <w:rPr>
                 <w:rFonts w:ascii="Avenir Next" w:hAnsi="Avenir Next" w:cs="Avenir Next" w:eastAsia="Avenir Next"/>
                 <w:color w:val="1A1A1A"/>
-                <w:sz w:val="21"/>
+                <w:sz w:val="22"/>
                 <w:szCs w:val="21"/>
               </w:rPr>
               <w:t xml:space="preserve"> first.</w:t>
@@ -2579,6 +2595,7 @@
           </w:tcPr>
           <w:p>
             <w:pPr>
+              <w:pStyle w:val="Heading1"/>
               <w:spacing w:before="0" w:after="0" w:line="240" w:lineRule="auto"/>
               <w:jc w:val="center"/>
             </w:pPr>
@@ -2608,7 +2625,7 @@
                 <w:rFonts w:ascii="Avenir Next" w:hAnsi="Avenir Next" w:cs="Avenir Next" w:eastAsia="Avenir Next"/>
                 <w:b/>
                 <w:color w:val="1A1A1A"/>
-                <w:sz w:val="21"/>
+                <w:sz w:val="22"/>
                 <w:szCs w:val="21"/>
               </w:rPr>
               <w:t xml:space="preserve">Add</w:t>
@@ -2617,7 +2634,7 @@
               <w:rPr>
                 <w:rFonts w:ascii="Avenir Next" w:hAnsi="Avenir Next" w:cs="Avenir Next" w:eastAsia="Avenir Next"/>
                 <w:color w:val="1A1A1A"/>
-                <w:sz w:val="21"/>
+                <w:sz w:val="22"/>
                 <w:szCs w:val="21"/>
               </w:rPr>
               <w:t xml:space="preserve"> or subtract last.</w:t>
@@ -2628,6 +2645,7 @@
     </w:tbl>
     <w:p>
       <w:pPr>
+        <w:pStyle w:val="Heading2"/>
         <w:keepNext/>
         <w:pBdr>
           <w:bottom w:val="single" w:sz="8" w:space="3" w:color="003A70"/>
@@ -2643,7 +2661,7 @@
           <w:b/>
           <w:color w:val="003A70"/>
           <w:spacing w:val="14"/>
-          <w:sz w:val="19"/>
+          <w:sz w:val="22"/>
           <w:szCs w:val="19"/>
         </w:rPr>
         <w:t xml:space="preserve">WATCH ME</w:t>
@@ -2662,7 +2680,7 @@
           <w:rFonts w:ascii="Avenir Next" w:hAnsi="Avenir Next" w:cs="Avenir Next" w:eastAsia="Avenir Next"/>
           <w:i/>
           <w:color w:val="5A5F66"/>
-          <w:sz w:val="17"/>
+          <w:sz w:val="22"/>
           <w:szCs w:val="17"/>
         </w:rPr>
         <w:t xml:space="preserve">the steps in action</w:t>
@@ -2677,7 +2695,7 @@
           <w:rFonts w:ascii="Avenir Next" w:hAnsi="Avenir Next" w:cs="Avenir Next" w:eastAsia="Avenir Next"/>
           <w:b/>
           <w:color w:val="1A1A1A"/>
-          <w:sz w:val="21"/>
+          <w:sz w:val="22"/>
           <w:szCs w:val="21"/>
         </w:rPr>
         <w:t xml:space="preserve">Evaluate 7</w:t>
@@ -2688,7 +2706,7 @@
           <w:b/>
           <w:i/>
           <w:color w:val="1A1A1A"/>
-          <w:sz w:val="21"/>
+          <w:sz w:val="22"/>
           <w:szCs w:val="21"/>
         </w:rPr>
         <w:t xml:space="preserve">p</w:t>
@@ -2698,7 +2716,7 @@
           <w:rFonts w:ascii="Avenir Next" w:hAnsi="Avenir Next" w:cs="Avenir Next" w:eastAsia="Avenir Next"/>
           <w:b/>
           <w:color w:val="1A1A1A"/>
-          <w:sz w:val="21"/>
+          <w:sz w:val="22"/>
           <w:szCs w:val="21"/>
         </w:rPr>
         <w:t xml:space="preserve"> + 3 when </w:t>
@@ -2709,7 +2727,7 @@
           <w:b/>
           <w:i/>
           <w:color w:val="1A1A1A"/>
-          <w:sz w:val="21"/>
+          <w:sz w:val="22"/>
           <w:szCs w:val="21"/>
         </w:rPr>
         <w:t xml:space="preserve">p</w:t>
@@ -2719,7 +2737,7 @@
           <w:rFonts w:ascii="Avenir Next" w:hAnsi="Avenir Next" w:cs="Avenir Next" w:eastAsia="Avenir Next"/>
           <w:b/>
           <w:color w:val="1A1A1A"/>
-          <w:sz w:val="21"/>
+          <w:sz w:val="22"/>
           <w:szCs w:val="21"/>
         </w:rPr>
         <w:t xml:space="preserve"> = 2.</w:t>
@@ -2738,25 +2756,25 @@
           <w:rFonts w:ascii="Avenir Next" w:hAnsi="Avenir Next" w:cs="Avenir Next" w:eastAsia="Avenir Next"/>
           <w:b/>
           <w:color w:val="003A70"/>
+          <w:sz w:val="22"/>
+          <w:szCs w:val="19"/>
+        </w:rPr>
+        <w:t xml:space="preserve">Step 1</w:t>
+      </w:r>
+      <w:r>
+        <w:rPr>
+          <w:rFonts w:ascii="Avenir Next" w:hAnsi="Avenir Next" w:cs="Avenir Next" w:eastAsia="Avenir Next"/>
+          <w:color w:val="1A1A1A"/>
           <w:sz w:val="19"/>
           <w:szCs w:val="19"/>
         </w:rPr>
-        <w:t xml:space="preserve">Step 1</w:t>
-      </w:r>
-      <w:r>
-        <w:rPr>
-          <w:rFonts w:ascii="Avenir Next" w:hAnsi="Avenir Next" w:cs="Avenir Next" w:eastAsia="Avenir Next"/>
-          <w:color w:val="1A1A1A"/>
-          <w:sz w:val="19"/>
-          <w:szCs w:val="19"/>
-        </w:rPr>
         <w:tab/>
       </w:r>
       <w:r>
         <w:rPr>
           <w:rFonts w:ascii="Avenir Next" w:hAnsi="Avenir Next" w:cs="Avenir Next" w:eastAsia="Avenir Next"/>
           <w:color w:val="1A1A1A"/>
-          <w:sz w:val="21"/>
+          <w:sz w:val="22"/>
           <w:szCs w:val="21"/>
         </w:rPr>
         <w:t xml:space="preserve">7 × 2 + 3.</w:t>
@@ -2775,25 +2793,25 @@
           <w:rFonts w:ascii="Avenir Next" w:hAnsi="Avenir Next" w:cs="Avenir Next" w:eastAsia="Avenir Next"/>
           <w:b/>
           <w:color w:val="003A70"/>
+          <w:sz w:val="22"/>
+          <w:szCs w:val="19"/>
+        </w:rPr>
+        <w:t xml:space="preserve">Step 2</w:t>
+      </w:r>
+      <w:r>
+        <w:rPr>
+          <w:rFonts w:ascii="Avenir Next" w:hAnsi="Avenir Next" w:cs="Avenir Next" w:eastAsia="Avenir Next"/>
+          <w:color w:val="1A1A1A"/>
           <w:sz w:val="19"/>
           <w:szCs w:val="19"/>
         </w:rPr>
-        <w:t xml:space="preserve">Step 2</w:t>
-      </w:r>
-      <w:r>
-        <w:rPr>
-          <w:rFonts w:ascii="Avenir Next" w:hAnsi="Avenir Next" w:cs="Avenir Next" w:eastAsia="Avenir Next"/>
-          <w:color w:val="1A1A1A"/>
-          <w:sz w:val="19"/>
-          <w:szCs w:val="19"/>
-        </w:rPr>
         <w:tab/>
       </w:r>
       <w:r>
         <w:rPr>
           <w:rFonts w:ascii="Avenir Next" w:hAnsi="Avenir Next" w:cs="Avenir Next" w:eastAsia="Avenir Next"/>
           <w:color w:val="1A1A1A"/>
-          <w:sz w:val="21"/>
+          <w:sz w:val="22"/>
           <w:szCs w:val="21"/>
         </w:rPr>
         <w:t xml:space="preserve">14 + 3.</w:t>
@@ -2812,25 +2830,25 @@
           <w:rFonts w:ascii="Avenir Next" w:hAnsi="Avenir Next" w:cs="Avenir Next" w:eastAsia="Avenir Next"/>
           <w:b/>
           <w:color w:val="003A70"/>
+          <w:sz w:val="22"/>
+          <w:szCs w:val="19"/>
+        </w:rPr>
+        <w:t xml:space="preserve">Step 3</w:t>
+      </w:r>
+      <w:r>
+        <w:rPr>
+          <w:rFonts w:ascii="Avenir Next" w:hAnsi="Avenir Next" w:cs="Avenir Next" w:eastAsia="Avenir Next"/>
+          <w:color w:val="1A1A1A"/>
           <w:sz w:val="19"/>
           <w:szCs w:val="19"/>
         </w:rPr>
-        <w:t xml:space="preserve">Step 3</w:t>
-      </w:r>
-      <w:r>
-        <w:rPr>
-          <w:rFonts w:ascii="Avenir Next" w:hAnsi="Avenir Next" w:cs="Avenir Next" w:eastAsia="Avenir Next"/>
-          <w:color w:val="1A1A1A"/>
-          <w:sz w:val="19"/>
-          <w:szCs w:val="19"/>
-        </w:rPr>
         <w:tab/>
       </w:r>
       <w:r>
         <w:rPr>
           <w:rFonts w:ascii="Avenir Next" w:hAnsi="Avenir Next" w:cs="Avenir Next" w:eastAsia="Avenir Next"/>
           <w:color w:val="1A1A1A"/>
-          <w:sz w:val="21"/>
+          <w:sz w:val="22"/>
           <w:szCs w:val="21"/>
         </w:rPr>
         <w:t xml:space="preserve">17.</w:t>
@@ -2849,18 +2867,18 @@
           <w:rFonts w:ascii="Avenir Next" w:hAnsi="Avenir Next" w:cs="Avenir Next" w:eastAsia="Avenir Next"/>
           <w:b/>
           <w:color w:val="1A1A1A"/>
+          <w:sz w:val="22"/>
+          <w:szCs w:val="21"/>
+        </w:rPr>
+        <w:t xml:space="preserve">Answer</w:t>
+      </w:r>
+      <w:r>
+        <w:rPr>
+          <w:rFonts w:ascii="Avenir Next" w:hAnsi="Avenir Next" w:cs="Avenir Next" w:eastAsia="Avenir Next"/>
+          <w:color w:val="1A1A1A"/>
           <w:sz w:val="21"/>
           <w:szCs w:val="21"/>
         </w:rPr>
-        <w:t xml:space="preserve">Answer</w:t>
-      </w:r>
-      <w:r>
-        <w:rPr>
-          <w:rFonts w:ascii="Avenir Next" w:hAnsi="Avenir Next" w:cs="Avenir Next" w:eastAsia="Avenir Next"/>
-          <w:color w:val="1A1A1A"/>
-          <w:sz w:val="21"/>
-          <w:szCs w:val="21"/>
-        </w:rPr>
         <w:tab/>
       </w:r>
       <w:r>
@@ -2868,7 +2886,7 @@
           <w:rFonts w:ascii="Avenir Next" w:hAnsi="Avenir Next" w:cs="Avenir Next" w:eastAsia="Avenir Next"/>
           <w:b/>
           <w:color w:val="1A1A1A"/>
-          <w:sz w:val="21"/>
+          <w:sz w:val="22"/>
           <w:szCs w:val="21"/>
         </w:rPr>
         <w:t xml:space="preserve">17</w:t>
@@ -2876,6 +2894,7 @@
     </w:p>
     <w:p>
       <w:pPr>
+        <w:pStyle w:val="Heading2"/>
         <w:keepNext/>
         <w:pBdr>
           <w:bottom w:val="single" w:sz="8" w:space="3" w:color="003A70"/>
@@ -2891,7 +2910,7 @@
           <w:b/>
           <w:color w:val="003A70"/>
           <w:spacing w:val="14"/>
-          <w:sz w:val="19"/>
+          <w:sz w:val="22"/>
           <w:szCs w:val="19"/>
         </w:rPr>
         <w:t xml:space="preserve">TRY IT WITH HELP</w:t>
@@ -2910,7 +2929,7 @@
           <w:rFonts w:ascii="Avenir Next" w:hAnsi="Avenir Next" w:cs="Avenir Next" w:eastAsia="Avenir Next"/>
           <w:i/>
           <w:color w:val="5A5F66"/>
-          <w:sz w:val="17"/>
+          <w:sz w:val="22"/>
           <w:szCs w:val="17"/>
         </w:rPr>
         <w:t xml:space="preserve">fill in each step</w:t>
@@ -3025,25 +3044,25 @@
           <w:rFonts w:ascii="Avenir Next" w:hAnsi="Avenir Next" w:cs="Avenir Next" w:eastAsia="Avenir Next"/>
           <w:b/>
           <w:color w:val="003A70"/>
+          <w:sz w:val="22"/>
+          <w:szCs w:val="18"/>
+        </w:rPr>
+        <w:t xml:space="preserve">Step 1</w:t>
+      </w:r>
+      <w:r>
+        <w:rPr>
+          <w:rFonts w:ascii="Avenir Next" w:hAnsi="Avenir Next" w:cs="Avenir Next" w:eastAsia="Avenir Next"/>
+          <w:color w:val="1A1A1A"/>
           <w:sz w:val="18"/>
           <w:szCs w:val="18"/>
         </w:rPr>
-        <w:t xml:space="preserve">Step 1</w:t>
-      </w:r>
-      <w:r>
-        <w:rPr>
-          <w:rFonts w:ascii="Avenir Next" w:hAnsi="Avenir Next" w:cs="Avenir Next" w:eastAsia="Avenir Next"/>
-          <w:color w:val="1A1A1A"/>
-          <w:sz w:val="18"/>
-          <w:szCs w:val="18"/>
-        </w:rPr>
         <w:tab/>
       </w:r>
       <w:r>
         <w:rPr>
           <w:rFonts w:ascii="Avenir Next" w:hAnsi="Avenir Next" w:cs="Avenir Next" w:eastAsia="Avenir Next"/>
           <w:color w:val="1A1A1A"/>
-          <w:sz w:val="21"/>
+          <w:sz w:val="22"/>
           <w:szCs w:val="21"/>
         </w:rPr>
         <w:t xml:space="preserve">5 × 2 + 3 + 2 × </w:t>
@@ -3073,25 +3092,25 @@
           <w:rFonts w:ascii="Avenir Next" w:hAnsi="Avenir Next" w:cs="Avenir Next" w:eastAsia="Avenir Next"/>
           <w:b/>
           <w:color w:val="003A70"/>
+          <w:sz w:val="22"/>
+          <w:szCs w:val="18"/>
+        </w:rPr>
+        <w:t xml:space="preserve">Step 2</w:t>
+      </w:r>
+      <w:r>
+        <w:rPr>
+          <w:rFonts w:ascii="Avenir Next" w:hAnsi="Avenir Next" w:cs="Avenir Next" w:eastAsia="Avenir Next"/>
+          <w:color w:val="1A1A1A"/>
           <w:sz w:val="18"/>
           <w:szCs w:val="18"/>
         </w:rPr>
-        <w:t xml:space="preserve">Step 2</w:t>
-      </w:r>
-      <w:r>
-        <w:rPr>
-          <w:rFonts w:ascii="Avenir Next" w:hAnsi="Avenir Next" w:cs="Avenir Next" w:eastAsia="Avenir Next"/>
-          <w:color w:val="1A1A1A"/>
-          <w:sz w:val="18"/>
-          <w:szCs w:val="18"/>
-        </w:rPr>
         <w:tab/>
       </w:r>
       <w:r>
         <w:rPr>
           <w:rFonts w:ascii="Avenir Next" w:hAnsi="Avenir Next" w:cs="Avenir Next" w:eastAsia="Avenir Next"/>
           <w:color w:val="1A1A1A"/>
-          <w:sz w:val="21"/>
+          <w:sz w:val="22"/>
           <w:szCs w:val="21"/>
         </w:rPr>
         <w:t xml:space="preserve">10 + 3 + </w:t>
@@ -3121,25 +3140,25 @@
           <w:rFonts w:ascii="Avenir Next" w:hAnsi="Avenir Next" w:cs="Avenir Next" w:eastAsia="Avenir Next"/>
           <w:b/>
           <w:color w:val="003A70"/>
+          <w:sz w:val="22"/>
+          <w:szCs w:val="18"/>
+        </w:rPr>
+        <w:t xml:space="preserve">Step 3</w:t>
+      </w:r>
+      <w:r>
+        <w:rPr>
+          <w:rFonts w:ascii="Avenir Next" w:hAnsi="Avenir Next" w:cs="Avenir Next" w:eastAsia="Avenir Next"/>
+          <w:color w:val="1A1A1A"/>
           <w:sz w:val="18"/>
           <w:szCs w:val="18"/>
         </w:rPr>
-        <w:t xml:space="preserve">Step 3</w:t>
-      </w:r>
-      <w:r>
-        <w:rPr>
-          <w:rFonts w:ascii="Avenir Next" w:hAnsi="Avenir Next" w:cs="Avenir Next" w:eastAsia="Avenir Next"/>
-          <w:color w:val="1A1A1A"/>
-          <w:sz w:val="18"/>
-          <w:szCs w:val="18"/>
-        </w:rPr>
         <w:tab/>
       </w:r>
       <w:r>
         <w:rPr>
           <w:rFonts w:ascii="Avenir Next" w:hAnsi="Avenir Next" w:cs="Avenir Next" w:eastAsia="Avenir Next"/>
           <w:color w:val="1A1A1A"/>
-          <w:sz w:val="21"/>
+          <w:sz w:val="22"/>
           <w:szCs w:val="21"/>
         </w:rPr>
         <w:t xml:space="preserve">= </w:t>
@@ -3250,35 +3269,35 @@
           <w:rFonts w:ascii="Avenir Next" w:hAnsi="Avenir Next" w:cs="Avenir Next" w:eastAsia="Avenir Next"/>
           <w:b/>
           <w:color w:val="003A70"/>
+          <w:sz w:val="22"/>
+          <w:szCs w:val="18"/>
+        </w:rPr>
+        <w:t xml:space="preserve">Step 1</w:t>
+      </w:r>
+      <w:r>
+        <w:rPr>
+          <w:rFonts w:ascii="Avenir Next" w:hAnsi="Avenir Next" w:cs="Avenir Next" w:eastAsia="Avenir Next"/>
+          <w:color w:val="1A1A1A"/>
           <w:sz w:val="18"/>
           <w:szCs w:val="18"/>
         </w:rPr>
-        <w:t xml:space="preserve">Step 1</w:t>
-      </w:r>
-      <w:r>
-        <w:rPr>
-          <w:rFonts w:ascii="Avenir Next" w:hAnsi="Avenir Next" w:cs="Avenir Next" w:eastAsia="Avenir Next"/>
-          <w:color w:val="1A1A1A"/>
-          <w:sz w:val="18"/>
-          <w:szCs w:val="18"/>
-        </w:rPr>
         <w:tab/>
       </w:r>
       <w:r>
         <w:rPr>
           <w:rFonts w:ascii="Avenir Next" w:hAnsi="Avenir Next" w:cs="Avenir Next" w:eastAsia="Avenir Next"/>
           <w:color w:val="1A1A1A"/>
+          <w:sz w:val="22"/>
+          <w:szCs w:val="21"/>
+        </w:rPr>
+        <w:t xml:space="preserve">4 × </w:t>
+      </w:r>
+      <w:r>
+        <w:rPr>
+          <w:rFonts w:ascii="Avenir Next" w:hAnsi="Avenir Next" w:cs="Avenir Next" w:eastAsia="Avenir Next"/>
+          <w:color w:val="1A1A1A"/>
           <w:sz w:val="21"/>
           <w:szCs w:val="21"/>
-        </w:rPr>
-        <w:t xml:space="preserve">4 × </w:t>
-      </w:r>
-      <w:r>
-        <w:rPr>
-          <w:rFonts w:ascii="Avenir Next" w:hAnsi="Avenir Next" w:cs="Avenir Next" w:eastAsia="Avenir Next"/>
-          <w:color w:val="1A1A1A"/>
-          <w:sz w:val="21"/>
-          <w:szCs w:val="21"/>
           <w:u w:val="single"/>
         </w:rPr>
         <w:t xml:space="preserve">                </w:t>
@@ -3287,7 +3306,7 @@
         <w:rPr>
           <w:rFonts w:ascii="Avenir Next" w:hAnsi="Avenir Next" w:cs="Avenir Next" w:eastAsia="Avenir Next"/>
           <w:color w:val="1A1A1A"/>
-          <w:sz w:val="21"/>
+          <w:sz w:val="22"/>
           <w:szCs w:val="21"/>
         </w:rPr>
         <w:t xml:space="preserve"> + 5</w:t>
@@ -3307,18 +3326,18 @@
           <w:rFonts w:ascii="Avenir Next" w:hAnsi="Avenir Next" w:cs="Avenir Next" w:eastAsia="Avenir Next"/>
           <w:b/>
           <w:color w:val="003A70"/>
+          <w:sz w:val="22"/>
+          <w:szCs w:val="18"/>
+        </w:rPr>
+        <w:t xml:space="preserve">Step 2</w:t>
+      </w:r>
+      <w:r>
+        <w:rPr>
+          <w:rFonts w:ascii="Avenir Next" w:hAnsi="Avenir Next" w:cs="Avenir Next" w:eastAsia="Avenir Next"/>
+          <w:color w:val="1A1A1A"/>
           <w:sz w:val="18"/>
           <w:szCs w:val="18"/>
         </w:rPr>
-        <w:t xml:space="preserve">Step 2</w:t>
-      </w:r>
-      <w:r>
-        <w:rPr>
-          <w:rFonts w:ascii="Avenir Next" w:hAnsi="Avenir Next" w:cs="Avenir Next" w:eastAsia="Avenir Next"/>
-          <w:color w:val="1A1A1A"/>
-          <w:sz w:val="18"/>
-          <w:szCs w:val="18"/>
-        </w:rPr>
         <w:tab/>
       </w:r>
       <w:r>
@@ -3335,7 +3354,7 @@
         <w:rPr>
           <w:rFonts w:ascii="Avenir Next" w:hAnsi="Avenir Next" w:cs="Avenir Next" w:eastAsia="Avenir Next"/>
           <w:color w:val="1A1A1A"/>
-          <w:sz w:val="21"/>
+          <w:sz w:val="22"/>
           <w:szCs w:val="21"/>
         </w:rPr>
         <w:t xml:space="preserve"> + 5</w:t>
@@ -3355,35 +3374,35 @@
           <w:rFonts w:ascii="Avenir Next" w:hAnsi="Avenir Next" w:cs="Avenir Next" w:eastAsia="Avenir Next"/>
           <w:b/>
           <w:color w:val="003A70"/>
+          <w:sz w:val="22"/>
+          <w:szCs w:val="18"/>
+        </w:rPr>
+        <w:t xml:space="preserve">Step 3</w:t>
+      </w:r>
+      <w:r>
+        <w:rPr>
+          <w:rFonts w:ascii="Avenir Next" w:hAnsi="Avenir Next" w:cs="Avenir Next" w:eastAsia="Avenir Next"/>
+          <w:color w:val="1A1A1A"/>
           <w:sz w:val="18"/>
           <w:szCs w:val="18"/>
         </w:rPr>
-        <w:t xml:space="preserve">Step 3</w:t>
-      </w:r>
-      <w:r>
-        <w:rPr>
-          <w:rFonts w:ascii="Avenir Next" w:hAnsi="Avenir Next" w:cs="Avenir Next" w:eastAsia="Avenir Next"/>
-          <w:color w:val="1A1A1A"/>
-          <w:sz w:val="18"/>
-          <w:szCs w:val="18"/>
-        </w:rPr>
         <w:tab/>
       </w:r>
       <w:r>
         <w:rPr>
           <w:rFonts w:ascii="Avenir Next" w:hAnsi="Avenir Next" w:cs="Avenir Next" w:eastAsia="Avenir Next"/>
           <w:color w:val="1A1A1A"/>
+          <w:sz w:val="22"/>
+          <w:szCs w:val="21"/>
+        </w:rPr>
+        <w:t xml:space="preserve">= </w:t>
+      </w:r>
+      <w:r>
+        <w:rPr>
+          <w:rFonts w:ascii="Avenir Next" w:hAnsi="Avenir Next" w:cs="Avenir Next" w:eastAsia="Avenir Next"/>
+          <w:color w:val="1A1A1A"/>
           <w:sz w:val="21"/>
           <w:szCs w:val="21"/>
-        </w:rPr>
-        <w:t xml:space="preserve">= </w:t>
-      </w:r>
-      <w:r>
-        <w:rPr>
-          <w:rFonts w:ascii="Avenir Next" w:hAnsi="Avenir Next" w:cs="Avenir Next" w:eastAsia="Avenir Next"/>
-          <w:color w:val="1A1A1A"/>
-          <w:sz w:val="21"/>
-          <w:szCs w:val="21"/>
           <w:u w:val="single"/>
         </w:rPr>
         <w:t xml:space="preserve">                </w:t>
@@ -3396,6 +3415,7 @@
     </w:p>
     <w:p>
       <w:pPr>
+        <w:pStyle w:val="Heading2"/>
         <w:keepNext/>
         <w:pBdr>
           <w:bottom w:val="single" w:sz="8" w:space="3" w:color="003A70"/>
@@ -3411,7 +3431,7 @@
           <w:b/>
           <w:color w:val="003A70"/>
           <w:spacing w:val="14"/>
-          <w:sz w:val="19"/>
+          <w:sz w:val="22"/>
           <w:szCs w:val="19"/>
         </w:rPr>
         <w:t xml:space="preserve">YOUR TURN</w:t>
@@ -3430,7 +3450,7 @@
           <w:rFonts w:ascii="Avenir Next" w:hAnsi="Avenir Next" w:cs="Avenir Next" w:eastAsia="Avenir Next"/>
           <w:i/>
           <w:color w:val="5A5F66"/>
-          <w:sz w:val="17"/>
+          <w:sz w:val="22"/>
           <w:szCs w:val="17"/>
         </w:rPr>
         <w:t xml:space="preserve">use the steps on your own</w:t>
@@ -3640,7 +3660,7 @@
                       <w:szCs w:val="22"/>
                       <w:u w:val="single"/>
                     </w:rPr>
-                    <w:t xml:space="preserve">        </w:t>
+                    <w:t xml:space="preserve">            </w:t>
                   </w:r>
                 </w:p>
               </w:tc>
@@ -3721,7 +3741,7 @@
                       <w:szCs w:val="22"/>
                       <w:u w:val="single"/>
                     </w:rPr>
-                    <w:t xml:space="preserve">        </w:t>
+                    <w:t xml:space="preserve">            </w:t>
                   </w:r>
                 </w:p>
               </w:tc>
@@ -3793,7 +3813,7 @@
                       <w:szCs w:val="22"/>
                       <w:u w:val="single"/>
                     </w:rPr>
-                    <w:t xml:space="preserve">        </w:t>
+                    <w:t xml:space="preserve">            </w:t>
                   </w:r>
                 </w:p>
               </w:tc>
@@ -3880,7 +3900,7 @@
                       <w:szCs w:val="22"/>
                       <w:u w:val="single"/>
                     </w:rPr>
-                    <w:t xml:space="preserve">        </w:t>
+                    <w:t xml:space="preserve">            </w:t>
                   </w:r>
                 </w:p>
               </w:tc>
@@ -3961,7 +3981,7 @@
                       <w:szCs w:val="22"/>
                       <w:u w:val="single"/>
                     </w:rPr>
-                    <w:t xml:space="preserve">        </w:t>
+                    <w:t xml:space="preserve">            </w:t>
                   </w:r>
                 </w:p>
               </w:tc>
@@ -4042,7 +4062,7 @@
                       <w:szCs w:val="22"/>
                       <w:u w:val="single"/>
                     </w:rPr>
-                    <w:t xml:space="preserve">        </w:t>
+                    <w:t xml:space="preserve">            </w:t>
                   </w:r>
                 </w:p>
               </w:tc>
@@ -4063,6 +4083,7 @@
     </w:p>
     <w:p>
       <w:pPr>
+        <w:pStyle w:val="Heading2"/>
         <w:keepNext/>
         <w:pBdr>
           <w:bottom w:val="single" w:sz="8" w:space="3" w:color="003A70"/>
@@ -4078,7 +4099,7 @@
           <w:b/>
           <w:color w:val="003A70"/>
           <w:spacing w:val="14"/>
-          <w:sz w:val="19"/>
+          <w:sz w:val="22"/>
           <w:szCs w:val="19"/>
         </w:rPr>
         <w:t xml:space="preserve">READY CHECK</w:t>
@@ -4097,7 +4118,7 @@
           <w:rFonts w:ascii="Avenir Next" w:hAnsi="Avenir Next" w:cs="Avenir Next" w:eastAsia="Avenir Next"/>
           <w:i/>
           <w:color w:val="5A5F66"/>
-          <w:sz w:val="17"/>
+          <w:sz w:val="22"/>
           <w:szCs w:val="17"/>
         </w:rPr>
         <w:t xml:space="preserve">a problem like the one in today’s lesson</w:t>
@@ -4286,25 +4307,25 @@
                       <w:rFonts w:ascii="Avenir Next" w:hAnsi="Avenir Next" w:cs="Avenir Next" w:eastAsia="Avenir Next"/>
                       <w:b/>
                       <w:color w:val="003A70"/>
+                      <w:sz w:val="22"/>
+                      <w:szCs w:val="21"/>
+                    </w:rPr>
+                    <w:t xml:space="preserve">A</w:t>
+                  </w:r>
+                  <w:r>
+                    <w:rPr>
+                      <w:rFonts w:ascii="Avenir Next" w:hAnsi="Avenir Next" w:cs="Avenir Next" w:eastAsia="Avenir Next"/>
+                      <w:color w:val="1A1A1A"/>
                       <w:sz w:val="21"/>
                       <w:szCs w:val="21"/>
                     </w:rPr>
-                    <w:t xml:space="preserve">A</w:t>
-                  </w:r>
-                  <w:r>
-                    <w:rPr>
-                      <w:rFonts w:ascii="Avenir Next" w:hAnsi="Avenir Next" w:cs="Avenir Next" w:eastAsia="Avenir Next"/>
-                      <w:color w:val="1A1A1A"/>
-                      <w:sz w:val="21"/>
-                      <w:szCs w:val="21"/>
-                    </w:rPr>
                     <w:tab/>
                   </w:r>
                   <w:r>
                     <w:rPr>
                       <w:rFonts w:ascii="Avenir Next" w:hAnsi="Avenir Next" w:cs="Avenir Next" w:eastAsia="Avenir Next"/>
                       <w:color w:val="1A1A1A"/>
-                      <w:sz w:val="21"/>
+                      <w:sz w:val="22"/>
                       <w:szCs w:val="21"/>
                     </w:rPr>
                     <w:t xml:space="preserve">14</w:t>
@@ -4329,25 +4350,25 @@
                       <w:rFonts w:ascii="Avenir Next" w:hAnsi="Avenir Next" w:cs="Avenir Next" w:eastAsia="Avenir Next"/>
                       <w:b/>
                       <w:color w:val="003A70"/>
+                      <w:sz w:val="22"/>
+                      <w:szCs w:val="21"/>
+                    </w:rPr>
+                    <w:t xml:space="preserve">B</w:t>
+                  </w:r>
+                  <w:r>
+                    <w:rPr>
+                      <w:rFonts w:ascii="Avenir Next" w:hAnsi="Avenir Next" w:cs="Avenir Next" w:eastAsia="Avenir Next"/>
+                      <w:color w:val="1A1A1A"/>
                       <w:sz w:val="21"/>
                       <w:szCs w:val="21"/>
                     </w:rPr>
-                    <w:t xml:space="preserve">B</w:t>
-                  </w:r>
-                  <w:r>
-                    <w:rPr>
-                      <w:rFonts w:ascii="Avenir Next" w:hAnsi="Avenir Next" w:cs="Avenir Next" w:eastAsia="Avenir Next"/>
-                      <w:color w:val="1A1A1A"/>
-                      <w:sz w:val="21"/>
-                      <w:szCs w:val="21"/>
-                    </w:rPr>
                     <w:tab/>
                   </w:r>
                   <w:r>
                     <w:rPr>
                       <w:rFonts w:ascii="Avenir Next" w:hAnsi="Avenir Next" w:cs="Avenir Next" w:eastAsia="Avenir Next"/>
                       <w:color w:val="1A1A1A"/>
-                      <w:sz w:val="21"/>
+                      <w:sz w:val="22"/>
                       <w:szCs w:val="21"/>
                     </w:rPr>
                     <w:t xml:space="preserve">25</w:t>
@@ -4372,25 +4393,25 @@
                       <w:rFonts w:ascii="Avenir Next" w:hAnsi="Avenir Next" w:cs="Avenir Next" w:eastAsia="Avenir Next"/>
                       <w:b/>
                       <w:color w:val="003A70"/>
+                      <w:sz w:val="22"/>
+                      <w:szCs w:val="21"/>
+                    </w:rPr>
+                    <w:t xml:space="preserve">C</w:t>
+                  </w:r>
+                  <w:r>
+                    <w:rPr>
+                      <w:rFonts w:ascii="Avenir Next" w:hAnsi="Avenir Next" w:cs="Avenir Next" w:eastAsia="Avenir Next"/>
+                      <w:color w:val="1A1A1A"/>
                       <w:sz w:val="21"/>
                       <w:szCs w:val="21"/>
                     </w:rPr>
-                    <w:t xml:space="preserve">C</w:t>
-                  </w:r>
-                  <w:r>
-                    <w:rPr>
-                      <w:rFonts w:ascii="Avenir Next" w:hAnsi="Avenir Next" w:cs="Avenir Next" w:eastAsia="Avenir Next"/>
-                      <w:color w:val="1A1A1A"/>
-                      <w:sz w:val="21"/>
-                      <w:szCs w:val="21"/>
-                    </w:rPr>
                     <w:tab/>
                   </w:r>
                   <w:r>
                     <w:rPr>
                       <w:rFonts w:ascii="Avenir Next" w:hAnsi="Avenir Next" w:cs="Avenir Next" w:eastAsia="Avenir Next"/>
                       <w:color w:val="1A1A1A"/>
-                      <w:sz w:val="21"/>
+                      <w:sz w:val="22"/>
                       <w:szCs w:val="21"/>
                     </w:rPr>
                     <w:t xml:space="preserve">31</w:t>
@@ -4415,25 +4436,25 @@
                       <w:rFonts w:ascii="Avenir Next" w:hAnsi="Avenir Next" w:cs="Avenir Next" w:eastAsia="Avenir Next"/>
                       <w:b/>
                       <w:color w:val="003A70"/>
+                      <w:sz w:val="22"/>
+                      <w:szCs w:val="21"/>
+                    </w:rPr>
+                    <w:t xml:space="preserve">D</w:t>
+                  </w:r>
+                  <w:r>
+                    <w:rPr>
+                      <w:rFonts w:ascii="Avenir Next" w:hAnsi="Avenir Next" w:cs="Avenir Next" w:eastAsia="Avenir Next"/>
+                      <w:color w:val="1A1A1A"/>
                       <w:sz w:val="21"/>
                       <w:szCs w:val="21"/>
                     </w:rPr>
-                    <w:t xml:space="preserve">D</w:t>
-                  </w:r>
-                  <w:r>
-                    <w:rPr>
-                      <w:rFonts w:ascii="Avenir Next" w:hAnsi="Avenir Next" w:cs="Avenir Next" w:eastAsia="Avenir Next"/>
-                      <w:color w:val="1A1A1A"/>
-                      <w:sz w:val="21"/>
-                      <w:szCs w:val="21"/>
-                    </w:rPr>
                     <w:tab/>
                   </w:r>
                   <w:r>
                     <w:rPr>
                       <w:rFonts w:ascii="Avenir Next" w:hAnsi="Avenir Next" w:cs="Avenir Next" w:eastAsia="Avenir Next"/>
                       <w:color w:val="1A1A1A"/>
-                      <w:sz w:val="21"/>
+                      <w:sz w:val="22"/>
                       <w:szCs w:val="21"/>
                     </w:rPr>
                     <w:t xml:space="preserve">40</w:t>
@@ -4482,19 +4503,42 @@
         <w:tblLook w:val="0000" w:firstRow="0" w:lastRow="0" w:firstColumn="0" w:lastColumn="0" w:noHBand="1" w:noVBand="1"/>
       </w:tblPr>
       <w:tblGrid>
-        <w:gridCol w:w="2000"/>
-        <w:gridCol w:w="2300"/>
-        <w:gridCol w:w="2100"/>
-        <w:gridCol w:w="3104"/>
+        <w:gridCol w:w="1750"/>
+        <w:gridCol w:w="2500"/>
+        <w:gridCol w:w="2200"/>
+        <w:gridCol w:w="3054"/>
       </w:tblGrid>
       <w:tr>
         <w:trPr>
           <w:cantSplit/>
-          <w:trHeight w:val="320" w:hRule="atLeast"/>
+          <w:trHeight w:val="300" w:hRule="atLeast"/>
         </w:trPr>
         <w:tc>
           <w:tcPr>
-            <w:tcW w:w="2000" w:type="dxa"/>
+            <w:tcW w:w="1750" w:type="dxa"/>
+            <w:vAlign w:val="center"/>
+          </w:tcPr>
+          <w:p>
+            <w:pPr>
+              <w:pStyle w:val="Heading2"/>
+              <w:spacing w:before="0" w:after="0" w:line="240" w:lineRule="auto"/>
+            </w:pPr>
+            <w:r>
+              <w:rPr>
+                <w:rFonts w:ascii="Avenir Next" w:hAnsi="Avenir Next" w:cs="Avenir Next" w:eastAsia="Avenir Next"/>
+                <w:b/>
+                <w:color w:val="003A70"/>
+                <w:spacing w:val="12"/>
+                <w:sz w:val="15"/>
+                <w:szCs w:val="15"/>
+              </w:rPr>
+              <w:t xml:space="preserve">CHECK YOURSELF</w:t>
+            </w:r>
+          </w:p>
+        </w:tc>
+        <w:tc>
+          <w:tcPr>
+            <w:tcW w:w="2500" w:type="dxa"/>
             <w:vAlign w:val="center"/>
           </w:tcPr>
           <w:p>
@@ -4503,20 +4547,27 @@
             </w:pPr>
             <w:r>
               <w:rPr>
-                <w:rFonts w:ascii="Avenir Next" w:hAnsi="Avenir Next" w:cs="Avenir Next" w:eastAsia="Avenir Next"/>
-                <w:b/>
-                <w:color w:val="003A70"/>
-                <w:spacing w:val="12"/>
-                <w:sz w:val="15"/>
-                <w:szCs w:val="15"/>
-              </w:rPr>
-              <w:t xml:space="preserve">CHECK YOURSELF</w:t>
+                <w:rFonts w:ascii="Arial" w:hAnsi="Arial" w:cs="Arial" w:eastAsia="Arial"/>
+                <w:color w:val="1A1A1A"/>
+                <w:sz w:val="20"/>
+                <w:szCs w:val="20"/>
+              </w:rPr>
+              <w:t xml:space="preserve">□</w:t>
+            </w:r>
+            <w:r>
+              <w:rPr>
+                <w:rFonts w:ascii="Avenir Next" w:hAnsi="Avenir Next" w:cs="Avenir Next" w:eastAsia="Avenir Next"/>
+                <w:color w:val="1A1A1A"/>
+                <w:sz w:val="17"/>
+                <w:szCs w:val="17"/>
+              </w:rPr>
+              <w:t xml:space="preserve">  I can do this on my own</w:t>
             </w:r>
           </w:p>
         </w:tc>
         <w:tc>
           <w:tcPr>
-            <w:tcW w:w="2300" w:type="dxa"/>
+            <w:tcW w:w="2200" w:type="dxa"/>
             <w:vAlign w:val="center"/>
           </w:tcPr>
           <w:p>
@@ -4527,8 +4578,8 @@
               <w:rPr>
                 <w:rFonts w:ascii="Arial" w:hAnsi="Arial" w:cs="Arial" w:eastAsia="Arial"/>
                 <w:color w:val="1A1A1A"/>
-                <w:sz w:val="24"/>
-                <w:szCs w:val="24"/>
+                <w:sz w:val="20"/>
+                <w:szCs w:val="20"/>
               </w:rPr>
               <w:t xml:space="preserve">□</w:t>
             </w:r>
@@ -4539,13 +4590,13 @@
                 <w:sz w:val="17"/>
                 <w:szCs w:val="17"/>
               </w:rPr>
-              <w:t xml:space="preserve">  I can do this on my own</w:t>
+              <w:t xml:space="preserve">  I need a little help</w:t>
             </w:r>
           </w:p>
         </w:tc>
         <w:tc>
           <w:tcPr>
-            <w:tcW w:w="2100" w:type="dxa"/>
+            <w:tcW w:w="3054" w:type="dxa"/>
             <w:vAlign w:val="center"/>
           </w:tcPr>
           <w:p>
@@ -4556,37 +4607,8 @@
               <w:rPr>
                 <w:rFonts w:ascii="Arial" w:hAnsi="Arial" w:cs="Arial" w:eastAsia="Arial"/>
                 <w:color w:val="1A1A1A"/>
-                <w:sz w:val="24"/>
-                <w:szCs w:val="24"/>
-              </w:rPr>
-              <w:t xml:space="preserve">□</w:t>
-            </w:r>
-            <w:r>
-              <w:rPr>
-                <w:rFonts w:ascii="Avenir Next" w:hAnsi="Avenir Next" w:cs="Avenir Next" w:eastAsia="Avenir Next"/>
-                <w:color w:val="1A1A1A"/>
-                <w:sz w:val="17"/>
-                <w:szCs w:val="17"/>
-              </w:rPr>
-              <w:t xml:space="preserve">  I need a little help</w:t>
-            </w:r>
-          </w:p>
-        </w:tc>
-        <w:tc>
-          <w:tcPr>
-            <w:tcW w:w="3104" w:type="dxa"/>
-            <w:vAlign w:val="center"/>
-          </w:tcPr>
-          <w:p>
-            <w:pPr>
-              <w:spacing w:before="0" w:after="0" w:line="240" w:lineRule="auto"/>
-            </w:pPr>
-            <w:r>
-              <w:rPr>
-                <w:rFonts w:ascii="Arial" w:hAnsi="Arial" w:cs="Arial" w:eastAsia="Arial"/>
-                <w:color w:val="1A1A1A"/>
-                <w:sz w:val="24"/>
-                <w:szCs w:val="24"/>
+                <w:sz w:val="20"/>
+                <w:szCs w:val="20"/>
               </w:rPr>
               <w:t xml:space="preserve">□</w:t>
             </w:r>
@@ -4621,7 +4643,7 @@
     <w:sectPr>
       <w:footerReference w:type="default" r:id="rIdFooter1"/>
       <w:pgSz w:w="12240" w:h="15840"/>
-      <w:pgMar w:top="893" w:right="1224" w:bottom="835" w:left="1512" w:header="432" w:footer="432" w:gutter="0"/>
+      <w:pgMar w:top="780" w:right="1224" w:bottom="760" w:left="1512" w:header="432" w:footer="432" w:gutter="0"/>
       <w:cols w:space="720"/>
     </w:sectPr>
   </w:body>
@@ -4701,7 +4723,106 @@
               <w:sz w:val="15"/>
               <w:szCs w:val="15"/>
             </w:rPr>
-            <w:t xml:space="preserve">Lesson 6-6  ·  Session 1  ·  Prerequisite Practice B</w:t>
+            <w:t xml:space="preserve">6-6 · Page </w:t>
+          </w:r>
+          <w:r>
+            <w:rPr>
+              <w:rFonts w:ascii="Avenir Next" w:hAnsi="Avenir Next" w:cs="Avenir Next" w:eastAsia="Avenir Next"/>
+              <w:color w:val="5A5F66"/>
+              <w:sz w:val="15"/>
+              <w:szCs w:val="15"/>
+            </w:rPr>
+            <w:fldChar w:fldCharType="begin"/>
+          </w:r>
+          <w:r>
+            <w:rPr>
+              <w:rFonts w:ascii="Avenir Next" w:hAnsi="Avenir Next" w:cs="Avenir Next" w:eastAsia="Avenir Next"/>
+              <w:color w:val="5A5F66"/>
+              <w:sz w:val="15"/>
+              <w:szCs w:val="15"/>
+            </w:rPr>
+            <w:instrText xml:space="preserve"> PAGE </w:instrText>
+          </w:r>
+          <w:r>
+            <w:rPr>
+              <w:rFonts w:ascii="Avenir Next" w:hAnsi="Avenir Next" w:cs="Avenir Next" w:eastAsia="Avenir Next"/>
+              <w:color w:val="5A5F66"/>
+              <w:sz w:val="15"/>
+              <w:szCs w:val="15"/>
+            </w:rPr>
+            <w:fldChar w:fldCharType="separate"/>
+          </w:r>
+          <w:r>
+            <w:rPr>
+              <w:rFonts w:ascii="Avenir Next" w:hAnsi="Avenir Next" w:cs="Avenir Next" w:eastAsia="Avenir Next"/>
+              <w:color w:val="5A5F66"/>
+              <w:sz w:val="15"/>
+              <w:szCs w:val="15"/>
+            </w:rPr>
+            <w:t xml:space="preserve">1</w:t>
+          </w:r>
+          <w:r>
+            <w:rPr>
+              <w:rFonts w:ascii="Avenir Next" w:hAnsi="Avenir Next" w:cs="Avenir Next" w:eastAsia="Avenir Next"/>
+              <w:color w:val="5A5F66"/>
+              <w:sz w:val="15"/>
+              <w:szCs w:val="15"/>
+            </w:rPr>
+            <w:fldChar w:fldCharType="end"/>
+          </w:r>
+          <w:r>
+            <w:rPr>
+              <w:rFonts w:ascii="Avenir Next" w:hAnsi="Avenir Next" w:cs="Avenir Next" w:eastAsia="Avenir Next"/>
+              <w:color w:val="5A5F66"/>
+              <w:sz w:val="15"/>
+              <w:szCs w:val="15"/>
+            </w:rPr>
+            <w:t xml:space="preserve"> of </w:t>
+          </w:r>
+          <w:r>
+            <w:rPr>
+              <w:rFonts w:ascii="Avenir Next" w:hAnsi="Avenir Next" w:cs="Avenir Next" w:eastAsia="Avenir Next"/>
+              <w:color w:val="5A5F66"/>
+              <w:sz w:val="15"/>
+              <w:szCs w:val="15"/>
+            </w:rPr>
+            <w:fldChar w:fldCharType="begin"/>
+          </w:r>
+          <w:r>
+            <w:rPr>
+              <w:rFonts w:ascii="Avenir Next" w:hAnsi="Avenir Next" w:cs="Avenir Next" w:eastAsia="Avenir Next"/>
+              <w:color w:val="5A5F66"/>
+              <w:sz w:val="15"/>
+              <w:szCs w:val="15"/>
+            </w:rPr>
+            <w:instrText xml:space="preserve"> NUMPAGES </w:instrText>
+          </w:r>
+          <w:r>
+            <w:rPr>
+              <w:rFonts w:ascii="Avenir Next" w:hAnsi="Avenir Next" w:cs="Avenir Next" w:eastAsia="Avenir Next"/>
+              <w:color w:val="5A5F66"/>
+              <w:sz w:val="15"/>
+              <w:szCs w:val="15"/>
+            </w:rPr>
+            <w:fldChar w:fldCharType="separate"/>
+          </w:r>
+          <w:r>
+            <w:rPr>
+              <w:rFonts w:ascii="Avenir Next" w:hAnsi="Avenir Next" w:cs="Avenir Next" w:eastAsia="Avenir Next"/>
+              <w:color w:val="5A5F66"/>
+              <w:sz w:val="15"/>
+              <w:szCs w:val="15"/>
+            </w:rPr>
+            <w:t xml:space="preserve">1</w:t>
+          </w:r>
+          <w:r>
+            <w:rPr>
+              <w:rFonts w:ascii="Avenir Next" w:hAnsi="Avenir Next" w:cs="Avenir Next" w:eastAsia="Avenir Next"/>
+              <w:color w:val="5A5F66"/>
+              <w:sz w:val="15"/>
+              <w:szCs w:val="15"/>
+            </w:rPr>
+            <w:fldChar w:fldCharType="end"/>
           </w:r>
         </w:p>
       </w:tc>
@@ -4744,5 +4865,23 @@
       </w:tblCellMar>
     </w:tblPr>
   </w:style>
+  <w:style w:type="paragraph" w:styleId="Heading1">
+    <w:name w:val="heading 1"/>
+    <w:basedOn w:val="Normal"/>
+    <w:pPr>
+      <w:outlineLvl w:val="0"/>
+      <w:keepNext w:val="0"/>
+      <w:keepLines w:val="0"/>
+    </w:pPr>
+  </w:style>
+  <w:style w:type="paragraph" w:styleId="Heading2">
+    <w:name w:val="heading 2"/>
+    <w:basedOn w:val="Normal"/>
+    <w:pPr>
+      <w:outlineLvl w:val="1"/>
+      <w:keepNext w:val="0"/>
+      <w:keepLines w:val="0"/>
+    </w:pPr>
+  </w:style>
 </w:styles>
 </file>